--- a/лр 1/лр1.docx
+++ b/лр 1/лр1.docx
@@ -1221,7 +1221,6 @@
                 <w:szCs w:val="28"/>
               </w:rPr>
             </w:pPr>
-            <w:proofErr w:type="spellStart"/>
             <w:r>
               <w:rPr>
                 <w:rFonts w:ascii="Times New Roman" w:hAnsi="Times New Roman" w:cs="Times New Roman"/>
@@ -1230,7 +1229,6 @@
               </w:rPr>
               <w:t>Белик</w:t>
             </w:r>
-            <w:proofErr w:type="spellEnd"/>
             <w:r>
               <w:rPr>
                 <w:rFonts w:ascii="Times New Roman" w:hAnsi="Times New Roman" w:cs="Times New Roman"/>
@@ -2797,7 +2795,6 @@
         </w:rPr>
         <w:t xml:space="preserve"> </w:t>
       </w:r>
-      <w:proofErr w:type="spellStart"/>
       <w:r>
         <w:rPr>
           <w:rFonts w:ascii="Times New Roman" w:hAnsi="Times New Roman" w:cs="Times New Roman"/>
@@ -2807,7 +2804,6 @@
         </w:rPr>
         <w:t>unique_ptr</w:t>
       </w:r>
-      <w:proofErr w:type="spellEnd"/>
       <w:r>
         <w:rPr>
           <w:rFonts w:ascii="Times New Roman" w:hAnsi="Times New Roman" w:cs="Times New Roman"/>
@@ -4386,25 +4382,7 @@
           <w:sz w:val="28"/>
           <w:szCs w:val="28"/>
         </w:rPr>
-        <w:t xml:space="preserve">Ссылка на </w:t>
-      </w:r>
-      <w:proofErr w:type="spellStart"/>
-      <w:r>
-        <w:rPr>
-          <w:rFonts w:ascii="Times New Roman" w:hAnsi="Times New Roman" w:cs="Times New Roman"/>
-          <w:sz w:val="28"/>
-          <w:szCs w:val="28"/>
-        </w:rPr>
-        <w:t>Git</w:t>
-      </w:r>
-      <w:proofErr w:type="spellEnd"/>
-      <w:r>
-        <w:rPr>
-          <w:rFonts w:ascii="Times New Roman" w:hAnsi="Times New Roman" w:cs="Times New Roman"/>
-          <w:sz w:val="28"/>
-          <w:szCs w:val="28"/>
-        </w:rPr>
-        <w:t>-репозиторий: https://github.com/serafima2007k-code/algorithms</w:t>
+        <w:t>Ссылка на Git-репозиторий: https://github.com/serafima2007k-code/algoritms</w:t>
       </w:r>
     </w:p>
     <w:p>
@@ -5219,7 +5197,6 @@
         </w:rPr>
         <w:t xml:space="preserve"> </w:t>
       </w:r>
-      <w:proofErr w:type="spellStart"/>
       <w:r>
         <w:rPr>
           <w:rFonts w:ascii="Times New Roman" w:hAnsi="Times New Roman" w:cs="Times New Roman"/>
@@ -5228,7 +5205,6 @@
         </w:rPr>
         <w:t>Cart</w:t>
       </w:r>
-      <w:proofErr w:type="spellEnd"/>
     </w:p>
     <w:p>
       <w:pPr>
@@ -5294,7 +5270,6 @@
         </w:rPr>
         <w:t xml:space="preserve"> </w:t>
       </w:r>
-      <w:proofErr w:type="spellStart"/>
       <w:r>
         <w:rPr>
           <w:rFonts w:ascii="Times New Roman" w:hAnsi="Times New Roman" w:cs="Times New Roman"/>
@@ -5303,7 +5278,6 @@
         </w:rPr>
         <w:t>Item</w:t>
       </w:r>
-      <w:proofErr w:type="spellEnd"/>
     </w:p>
     <w:p>
       <w:pPr>
@@ -6859,7 +6833,6 @@
           <w14:ligatures w14:val="none"/>
         </w:rPr>
       </w:pPr>
-      <w:proofErr w:type="spellStart"/>
       <w:r>
         <w:rPr>
           <w:rFonts w:ascii="Times New Roman" w:eastAsia="Times New Roman" w:hAnsi="Times New Roman" w:cs="Times New Roman"/>
@@ -6872,7 +6845,6 @@
         </w:rPr>
         <w:t>cpp</w:t>
       </w:r>
-      <w:proofErr w:type="spellEnd"/>
     </w:p>
     <w:p>
       <w:pPr>
@@ -7128,7 +7100,6 @@
         </w:rPr>
         <w:t xml:space="preserve">    </w:t>
       </w:r>
-      <w:proofErr w:type="spellStart"/>
       <w:r>
         <w:rPr>
           <w:rFonts w:ascii="Times New Roman" w:eastAsia="Times New Roman" w:hAnsi="Times New Roman" w:cs="Times New Roman"/>
@@ -7141,7 +7112,6 @@
         </w:rPr>
         <w:t>vector</w:t>
       </w:r>
-      <w:proofErr w:type="spellEnd"/>
       <w:r>
         <w:rPr>
           <w:rFonts w:ascii="Times New Roman" w:eastAsia="Times New Roman" w:hAnsi="Times New Roman" w:cs="Times New Roman"/>
@@ -7154,7 +7124,6 @@
         </w:rPr>
         <w:t>&lt;</w:t>
       </w:r>
-      <w:proofErr w:type="spellStart"/>
       <w:r>
         <w:rPr>
           <w:rFonts w:ascii="Times New Roman" w:eastAsia="Times New Roman" w:hAnsi="Times New Roman" w:cs="Times New Roman"/>
@@ -7167,7 +7136,6 @@
         </w:rPr>
         <w:t>Room</w:t>
       </w:r>
-      <w:proofErr w:type="spellEnd"/>
       <w:r>
         <w:rPr>
           <w:rFonts w:ascii="Times New Roman" w:eastAsia="Times New Roman" w:hAnsi="Times New Roman" w:cs="Times New Roman"/>
@@ -7192,7 +7160,6 @@
         </w:rPr>
         <w:t xml:space="preserve"> </w:t>
       </w:r>
-      <w:proofErr w:type="spellStart"/>
       <w:r>
         <w:rPr>
           <w:rFonts w:ascii="Times New Roman" w:eastAsia="Times New Roman" w:hAnsi="Times New Roman" w:cs="Times New Roman"/>
@@ -7205,7 +7172,6 @@
         </w:rPr>
         <w:t>rooms</w:t>
       </w:r>
-      <w:proofErr w:type="spellEnd"/>
       <w:r>
         <w:rPr>
           <w:rFonts w:ascii="Times New Roman" w:eastAsia="Times New Roman" w:hAnsi="Times New Roman" w:cs="Times New Roman"/>
@@ -8491,7 +8457,6 @@
           <w14:ligatures w14:val="none"/>
         </w:rPr>
       </w:pPr>
-      <w:proofErr w:type="spellStart"/>
       <w:r>
         <w:rPr>
           <w:rFonts w:ascii="Times New Roman" w:eastAsia="Times New Roman" w:hAnsi="Times New Roman" w:cs="Times New Roman"/>
@@ -8503,7 +8468,6 @@
         </w:rPr>
         <w:t>cpp</w:t>
       </w:r>
-      <w:proofErr w:type="spellEnd"/>
     </w:p>
     <w:p>
       <w:pPr>
@@ -8536,7 +8500,6 @@
           <w14:ligatures w14:val="none"/>
         </w:rPr>
       </w:pPr>
-      <w:proofErr w:type="spellStart"/>
       <w:r>
         <w:rPr>
           <w:rFonts w:ascii="Times New Roman" w:eastAsia="Times New Roman" w:hAnsi="Times New Roman" w:cs="Times New Roman"/>
@@ -8548,19 +8511,17 @@
         </w:rPr>
         <w:t>class</w:t>
       </w:r>
-      <w:proofErr w:type="spellEnd"/>
-      <w:r>
-        <w:rPr>
-          <w:rFonts w:ascii="Times New Roman" w:eastAsia="Times New Roman" w:hAnsi="Times New Roman" w:cs="Times New Roman"/>
-          <w:kern w:val="0"/>
-          <w:sz w:val="28"/>
-          <w:szCs w:val="28"/>
-          <w:lang w:eastAsia="ru-RU"/>
-          <w14:ligatures w14:val="none"/>
-        </w:rPr>
-        <w:t xml:space="preserve"> </w:t>
-      </w:r>
-      <w:proofErr w:type="spellStart"/>
+      <w:r>
+        <w:rPr>
+          <w:rFonts w:ascii="Times New Roman" w:eastAsia="Times New Roman" w:hAnsi="Times New Roman" w:cs="Times New Roman"/>
+          <w:kern w:val="0"/>
+          <w:sz w:val="28"/>
+          <w:szCs w:val="28"/>
+          <w:lang w:eastAsia="ru-RU"/>
+          <w14:ligatures w14:val="none"/>
+        </w:rPr>
+        <w:t xml:space="preserve"> </w:t>
+      </w:r>
       <w:r>
         <w:rPr>
           <w:rFonts w:ascii="Times New Roman" w:eastAsia="Times New Roman" w:hAnsi="Times New Roman" w:cs="Times New Roman"/>
@@ -8572,7 +8533,6 @@
         </w:rPr>
         <w:t>Car</w:t>
       </w:r>
-      <w:proofErr w:type="spellEnd"/>
       <w:r>
         <w:rPr>
           <w:rFonts w:ascii="Times New Roman" w:eastAsia="Times New Roman" w:hAnsi="Times New Roman" w:cs="Times New Roman"/>
@@ -8606,7 +8566,6 @@
         </w:rPr>
         <w:t xml:space="preserve"> </w:t>
       </w:r>
-      <w:proofErr w:type="spellStart"/>
       <w:r>
         <w:rPr>
           <w:rFonts w:ascii="Times New Roman" w:eastAsia="Times New Roman" w:hAnsi="Times New Roman" w:cs="Times New Roman"/>
@@ -8618,19 +8577,17 @@
         </w:rPr>
         <w:t>Engine</w:t>
       </w:r>
-      <w:proofErr w:type="spellEnd"/>
-      <w:r>
-        <w:rPr>
-          <w:rFonts w:ascii="Times New Roman" w:eastAsia="Times New Roman" w:hAnsi="Times New Roman" w:cs="Times New Roman"/>
-          <w:kern w:val="0"/>
-          <w:sz w:val="28"/>
-          <w:szCs w:val="28"/>
-          <w:lang w:eastAsia="ru-RU"/>
-          <w14:ligatures w14:val="none"/>
-        </w:rPr>
-        <w:t xml:space="preserve"> </w:t>
-      </w:r>
-      <w:proofErr w:type="spellStart"/>
+      <w:r>
+        <w:rPr>
+          <w:rFonts w:ascii="Times New Roman" w:eastAsia="Times New Roman" w:hAnsi="Times New Roman" w:cs="Times New Roman"/>
+          <w:kern w:val="0"/>
+          <w:sz w:val="28"/>
+          <w:szCs w:val="28"/>
+          <w:lang w:eastAsia="ru-RU"/>
+          <w14:ligatures w14:val="none"/>
+        </w:rPr>
+        <w:t xml:space="preserve"> </w:t>
+      </w:r>
       <w:r>
         <w:rPr>
           <w:rFonts w:ascii="Times New Roman" w:eastAsia="Times New Roman" w:hAnsi="Times New Roman" w:cs="Times New Roman"/>
@@ -8642,7 +8599,6 @@
         </w:rPr>
         <w:t>engine</w:t>
       </w:r>
-      <w:proofErr w:type="spellEnd"/>
       <w:r>
         <w:rPr>
           <w:rFonts w:ascii="Times New Roman" w:eastAsia="Times New Roman" w:hAnsi="Times New Roman" w:cs="Times New Roman"/>
@@ -8744,7 +8700,6 @@
           <w14:ligatures w14:val="none"/>
         </w:rPr>
       </w:pPr>
-      <w:proofErr w:type="spellStart"/>
       <w:r>
         <w:rPr>
           <w:rFonts w:ascii="Times New Roman" w:eastAsia="Times New Roman" w:hAnsi="Times New Roman" w:cs="Times New Roman"/>
@@ -8756,7 +8711,6 @@
         </w:rPr>
         <w:t>cpp</w:t>
       </w:r>
-      <w:proofErr w:type="spellEnd"/>
     </w:p>
     <w:p>
       <w:pPr>
@@ -8789,7 +8743,6 @@
           <w14:ligatures w14:val="none"/>
         </w:rPr>
       </w:pPr>
-      <w:proofErr w:type="spellStart"/>
       <w:r>
         <w:rPr>
           <w:rFonts w:ascii="Times New Roman" w:eastAsia="Times New Roman" w:hAnsi="Times New Roman" w:cs="Times New Roman"/>
@@ -8801,19 +8754,17 @@
         </w:rPr>
         <w:t>class</w:t>
       </w:r>
-      <w:proofErr w:type="spellEnd"/>
-      <w:r>
-        <w:rPr>
-          <w:rFonts w:ascii="Times New Roman" w:eastAsia="Times New Roman" w:hAnsi="Times New Roman" w:cs="Times New Roman"/>
-          <w:kern w:val="0"/>
-          <w:sz w:val="28"/>
-          <w:szCs w:val="28"/>
-          <w:lang w:eastAsia="ru-RU"/>
-          <w14:ligatures w14:val="none"/>
-        </w:rPr>
-        <w:t xml:space="preserve"> </w:t>
-      </w:r>
-      <w:proofErr w:type="spellStart"/>
+      <w:r>
+        <w:rPr>
+          <w:rFonts w:ascii="Times New Roman" w:eastAsia="Times New Roman" w:hAnsi="Times New Roman" w:cs="Times New Roman"/>
+          <w:kern w:val="0"/>
+          <w:sz w:val="28"/>
+          <w:szCs w:val="28"/>
+          <w:lang w:eastAsia="ru-RU"/>
+          <w14:ligatures w14:val="none"/>
+        </w:rPr>
+        <w:t xml:space="preserve"> </w:t>
+      </w:r>
       <w:r>
         <w:rPr>
           <w:rFonts w:ascii="Times New Roman" w:eastAsia="Times New Roman" w:hAnsi="Times New Roman" w:cs="Times New Roman"/>
@@ -8825,7 +8776,6 @@
         </w:rPr>
         <w:t>Car</w:t>
       </w:r>
-      <w:proofErr w:type="spellEnd"/>
       <w:r>
         <w:rPr>
           <w:rFonts w:ascii="Times New Roman" w:eastAsia="Times New Roman" w:hAnsi="Times New Roman" w:cs="Times New Roman"/>
@@ -8891,7 +8841,6 @@
         </w:rPr>
         <w:t xml:space="preserve">    </w:t>
       </w:r>
-      <w:proofErr w:type="spellStart"/>
       <w:r>
         <w:rPr>
           <w:rFonts w:ascii="Times New Roman" w:eastAsia="Times New Roman" w:hAnsi="Times New Roman" w:cs="Times New Roman"/>
@@ -8903,7 +8852,6 @@
         </w:rPr>
         <w:t>Engine</w:t>
       </w:r>
-      <w:proofErr w:type="spellEnd"/>
       <w:r>
         <w:rPr>
           <w:rFonts w:ascii="Times New Roman" w:eastAsia="Times New Roman" w:hAnsi="Times New Roman" w:cs="Times New Roman"/>
@@ -8926,7 +8874,6 @@
         </w:rPr>
         <w:t xml:space="preserve"> </w:t>
       </w:r>
-      <w:proofErr w:type="spellStart"/>
       <w:r>
         <w:rPr>
           <w:rFonts w:ascii="Times New Roman" w:eastAsia="Times New Roman" w:hAnsi="Times New Roman" w:cs="Times New Roman"/>
@@ -8938,7 +8885,6 @@
         </w:rPr>
         <w:t>engine</w:t>
       </w:r>
-      <w:proofErr w:type="spellEnd"/>
       <w:r>
         <w:rPr>
           <w:rFonts w:ascii="Times New Roman" w:eastAsia="Times New Roman" w:hAnsi="Times New Roman" w:cs="Times New Roman"/>
@@ -8982,29 +8928,16 @@
           <w14:ligatures w14:val="none"/>
         </w:rPr>
       </w:pPr>
-      <w:proofErr w:type="spellStart"/>
-      <w:r>
-        <w:rPr>
-          <w:rFonts w:ascii="Times New Roman" w:eastAsia="Times New Roman" w:hAnsi="Times New Roman" w:cs="Times New Roman"/>
-          <w:kern w:val="0"/>
-          <w:sz w:val="28"/>
-          <w:szCs w:val="28"/>
-          <w:lang w:eastAsia="ru-RU"/>
-          <w14:ligatures w14:val="none"/>
-        </w:rPr>
-        <w:t>public</w:t>
-      </w:r>
-      <w:proofErr w:type="spellEnd"/>
-      <w:r>
-        <w:rPr>
-          <w:rFonts w:ascii="Times New Roman" w:eastAsia="Times New Roman" w:hAnsi="Times New Roman" w:cs="Times New Roman"/>
-          <w:kern w:val="0"/>
-          <w:sz w:val="28"/>
-          <w:szCs w:val="28"/>
-          <w:lang w:eastAsia="ru-RU"/>
-          <w14:ligatures w14:val="none"/>
-        </w:rPr>
-        <w:t>:</w:t>
+      <w:r>
+        <w:rPr>
+          <w:rFonts w:ascii="Times New Roman" w:eastAsia="Times New Roman" w:hAnsi="Times New Roman" w:cs="Times New Roman"/>
+          <w:kern w:val="0"/>
+          <w:sz w:val="28"/>
+          <w:szCs w:val="28"/>
+          <w:lang w:eastAsia="ru-RU"/>
+          <w14:ligatures w14:val="none"/>
+        </w:rPr>
+        <w:t>public:</w:t>
       </w:r>
     </w:p>
     <w:p>
@@ -9424,7 +9357,6 @@
           <w14:ligatures w14:val="none"/>
         </w:rPr>
       </w:pPr>
-      <w:proofErr w:type="spellStart"/>
       <w:r>
         <w:rPr>
           <w:rFonts w:ascii="Times New Roman" w:eastAsia="Times New Roman" w:hAnsi="Times New Roman" w:cs="Times New Roman"/>
@@ -9436,7 +9368,6 @@
         </w:rPr>
         <w:t>cpp</w:t>
       </w:r>
-      <w:proofErr w:type="spellEnd"/>
     </w:p>
     <w:p>
       <w:pPr>
@@ -9469,7 +9400,6 @@
           <w14:ligatures w14:val="none"/>
         </w:rPr>
       </w:pPr>
-      <w:proofErr w:type="spellStart"/>
       <w:r>
         <w:rPr>
           <w:rFonts w:ascii="Times New Roman" w:eastAsia="Times New Roman" w:hAnsi="Times New Roman" w:cs="Times New Roman"/>
@@ -9481,19 +9411,17 @@
         </w:rPr>
         <w:t>class</w:t>
       </w:r>
-      <w:proofErr w:type="spellEnd"/>
-      <w:r>
-        <w:rPr>
-          <w:rFonts w:ascii="Times New Roman" w:eastAsia="Times New Roman" w:hAnsi="Times New Roman" w:cs="Times New Roman"/>
-          <w:kern w:val="0"/>
-          <w:sz w:val="28"/>
-          <w:szCs w:val="28"/>
-          <w:lang w:eastAsia="ru-RU"/>
-          <w14:ligatures w14:val="none"/>
-        </w:rPr>
-        <w:t xml:space="preserve"> </w:t>
-      </w:r>
-      <w:proofErr w:type="spellStart"/>
+      <w:r>
+        <w:rPr>
+          <w:rFonts w:ascii="Times New Roman" w:eastAsia="Times New Roman" w:hAnsi="Times New Roman" w:cs="Times New Roman"/>
+          <w:kern w:val="0"/>
+          <w:sz w:val="28"/>
+          <w:szCs w:val="28"/>
+          <w:lang w:eastAsia="ru-RU"/>
+          <w14:ligatures w14:val="none"/>
+        </w:rPr>
+        <w:t xml:space="preserve"> </w:t>
+      </w:r>
       <w:r>
         <w:rPr>
           <w:rFonts w:ascii="Times New Roman" w:eastAsia="Times New Roman" w:hAnsi="Times New Roman" w:cs="Times New Roman"/>
@@ -9505,7 +9433,6 @@
         </w:rPr>
         <w:t>Car</w:t>
       </w:r>
-      <w:proofErr w:type="spellEnd"/>
       <w:r>
         <w:rPr>
           <w:rFonts w:ascii="Times New Roman" w:eastAsia="Times New Roman" w:hAnsi="Times New Roman" w:cs="Times New Roman"/>
@@ -9571,7 +9498,6 @@
         </w:rPr>
         <w:t xml:space="preserve">    </w:t>
       </w:r>
-      <w:proofErr w:type="spellStart"/>
       <w:r>
         <w:rPr>
           <w:rFonts w:ascii="Times New Roman" w:eastAsia="Times New Roman" w:hAnsi="Times New Roman" w:cs="Times New Roman"/>
@@ -9583,7 +9509,6 @@
         </w:rPr>
         <w:t>unique_ptr</w:t>
       </w:r>
-      <w:proofErr w:type="spellEnd"/>
       <w:r>
         <w:rPr>
           <w:rFonts w:ascii="Times New Roman" w:eastAsia="Times New Roman" w:hAnsi="Times New Roman" w:cs="Times New Roman"/>
@@ -9595,7 +9520,6 @@
         </w:rPr>
         <w:t>&lt;</w:t>
       </w:r>
-      <w:proofErr w:type="spellStart"/>
       <w:r>
         <w:rPr>
           <w:rFonts w:ascii="Times New Roman" w:eastAsia="Times New Roman" w:hAnsi="Times New Roman" w:cs="Times New Roman"/>
@@ -9607,7 +9531,6 @@
         </w:rPr>
         <w:t>Engine</w:t>
       </w:r>
-      <w:proofErr w:type="spellEnd"/>
       <w:r>
         <w:rPr>
           <w:rFonts w:ascii="Times New Roman" w:eastAsia="Times New Roman" w:hAnsi="Times New Roman" w:cs="Times New Roman"/>
@@ -9630,7 +9553,6 @@
         </w:rPr>
         <w:t xml:space="preserve"> </w:t>
       </w:r>
-      <w:proofErr w:type="spellStart"/>
       <w:r>
         <w:rPr>
           <w:rFonts w:ascii="Times New Roman" w:eastAsia="Times New Roman" w:hAnsi="Times New Roman" w:cs="Times New Roman"/>
@@ -9642,7 +9564,6 @@
         </w:rPr>
         <w:t>engine</w:t>
       </w:r>
-      <w:proofErr w:type="spellEnd"/>
       <w:r>
         <w:rPr>
           <w:rFonts w:ascii="Times New Roman" w:eastAsia="Times New Roman" w:hAnsi="Times New Roman" w:cs="Times New Roman"/>
@@ -9686,29 +9607,16 @@
           <w14:ligatures w14:val="none"/>
         </w:rPr>
       </w:pPr>
-      <w:proofErr w:type="spellStart"/>
-      <w:r>
-        <w:rPr>
-          <w:rFonts w:ascii="Times New Roman" w:eastAsia="Times New Roman" w:hAnsi="Times New Roman" w:cs="Times New Roman"/>
-          <w:kern w:val="0"/>
-          <w:sz w:val="28"/>
-          <w:szCs w:val="28"/>
-          <w:lang w:eastAsia="ru-RU"/>
-          <w14:ligatures w14:val="none"/>
-        </w:rPr>
-        <w:t>public</w:t>
-      </w:r>
-      <w:proofErr w:type="spellEnd"/>
-      <w:r>
-        <w:rPr>
-          <w:rFonts w:ascii="Times New Roman" w:eastAsia="Times New Roman" w:hAnsi="Times New Roman" w:cs="Times New Roman"/>
-          <w:kern w:val="0"/>
-          <w:sz w:val="28"/>
-          <w:szCs w:val="28"/>
-          <w:lang w:eastAsia="ru-RU"/>
-          <w14:ligatures w14:val="none"/>
-        </w:rPr>
-        <w:t>:</w:t>
+      <w:r>
+        <w:rPr>
+          <w:rFonts w:ascii="Times New Roman" w:eastAsia="Times New Roman" w:hAnsi="Times New Roman" w:cs="Times New Roman"/>
+          <w:kern w:val="0"/>
+          <w:sz w:val="28"/>
+          <w:szCs w:val="28"/>
+          <w:lang w:eastAsia="ru-RU"/>
+          <w14:ligatures w14:val="none"/>
+        </w:rPr>
+        <w:t>public:</w:t>
       </w:r>
     </w:p>
     <w:p>
@@ -9806,31 +9714,7 @@
           <w:lang w:val="en-US" w:eastAsia="ru-RU"/>
           <w14:ligatures w14:val="none"/>
         </w:rPr>
-        <w:t>engine(</w:t>
-      </w:r>
-      <w:proofErr w:type="spellStart"/>
-      <w:r>
-        <w:rPr>
-          <w:rFonts w:ascii="Times New Roman" w:eastAsia="Times New Roman" w:hAnsi="Times New Roman" w:cs="Times New Roman"/>
-          <w:kern w:val="0"/>
-          <w:sz w:val="28"/>
-          <w:szCs w:val="28"/>
-          <w:lang w:val="en-US" w:eastAsia="ru-RU"/>
-          <w14:ligatures w14:val="none"/>
-        </w:rPr>
-        <w:t>make_unique</w:t>
-      </w:r>
-      <w:proofErr w:type="spellEnd"/>
-      <w:r>
-        <w:rPr>
-          <w:rFonts w:ascii="Times New Roman" w:eastAsia="Times New Roman" w:hAnsi="Times New Roman" w:cs="Times New Roman"/>
-          <w:kern w:val="0"/>
-          <w:sz w:val="28"/>
-          <w:szCs w:val="28"/>
-          <w:lang w:val="en-US" w:eastAsia="ru-RU"/>
-          <w14:ligatures w14:val="none"/>
-        </w:rPr>
-        <w:t>&lt;Engine&gt;())</w:t>
+        <w:t>engine(make_unique&lt;Engine&gt;())</w:t>
       </w:r>
       <w:r>
         <w:rPr>
@@ -10109,7 +9993,6 @@
           <w14:ligatures w14:val="none"/>
         </w:rPr>
       </w:pPr>
-      <w:proofErr w:type="spellStart"/>
       <w:r>
         <w:rPr>
           <w:rFonts w:ascii="Times New Roman" w:eastAsia="Times New Roman" w:hAnsi="Times New Roman" w:cs="Times New Roman"/>
@@ -10121,7 +10004,6 @@
         </w:rPr>
         <w:t>cpp</w:t>
       </w:r>
-      <w:proofErr w:type="spellEnd"/>
     </w:p>
     <w:p>
       <w:pPr>
@@ -10596,7 +10478,6 @@
         </w:rPr>
         <w:t xml:space="preserve"> </w:t>
       </w:r>
-      <w:proofErr w:type="spellStart"/>
       <w:r>
         <w:rPr>
           <w:rFonts w:ascii="Times New Roman" w:eastAsia="Times New Roman" w:hAnsi="Times New Roman" w:cs="Times New Roman"/>
@@ -10606,9 +10487,8 @@
           <w:lang w:val="en-US" w:eastAsia="ru-RU"/>
           <w14:ligatures w14:val="none"/>
         </w:rPr>
-        <w:t>addBook</w:t>
-      </w:r>
-      <w:proofErr w:type="spellEnd"/>
+        <w:t>addBook(</w:t>
+      </w:r>
       <w:r>
         <w:rPr>
           <w:rFonts w:ascii="Times New Roman" w:eastAsia="Times New Roman" w:hAnsi="Times New Roman" w:cs="Times New Roman"/>
@@ -10618,7 +10498,7 @@
           <w:lang w:val="en-US" w:eastAsia="ru-RU"/>
           <w14:ligatures w14:val="none"/>
         </w:rPr>
-        <w:t>(</w:t>
+        <w:t>Book</w:t>
       </w:r>
       <w:r>
         <w:rPr>
@@ -10629,7 +10509,7 @@
           <w:lang w:val="en-US" w:eastAsia="ru-RU"/>
           <w14:ligatures w14:val="none"/>
         </w:rPr>
-        <w:t>Book</w:t>
+        <w:t>*</w:t>
       </w:r>
       <w:r>
         <w:rPr>
@@ -10640,7 +10520,7 @@
           <w:lang w:val="en-US" w:eastAsia="ru-RU"/>
           <w14:ligatures w14:val="none"/>
         </w:rPr>
-        <w:t>*</w:t>
+        <w:t xml:space="preserve"> </w:t>
       </w:r>
       <w:r>
         <w:rPr>
@@ -10651,7 +10531,7 @@
           <w:lang w:val="en-US" w:eastAsia="ru-RU"/>
           <w14:ligatures w14:val="none"/>
         </w:rPr>
-        <w:t xml:space="preserve"> </w:t>
+        <w:t>b</w:t>
       </w:r>
       <w:r>
         <w:rPr>
@@ -10662,7 +10542,7 @@
           <w:lang w:val="en-US" w:eastAsia="ru-RU"/>
           <w14:ligatures w14:val="none"/>
         </w:rPr>
-        <w:t>b</w:t>
+        <w:t>)</w:t>
       </w:r>
       <w:r>
         <w:rPr>
@@ -10673,7 +10553,7 @@
           <w:lang w:val="en-US" w:eastAsia="ru-RU"/>
           <w14:ligatures w14:val="none"/>
         </w:rPr>
-        <w:t>)</w:t>
+        <w:t xml:space="preserve"> </w:t>
       </w:r>
       <w:r>
         <w:rPr>
@@ -10684,7 +10564,7 @@
           <w:lang w:val="en-US" w:eastAsia="ru-RU"/>
           <w14:ligatures w14:val="none"/>
         </w:rPr>
-        <w:t xml:space="preserve"> </w:t>
+        <w:t>{</w:t>
       </w:r>
       <w:r>
         <w:rPr>
@@ -10695,7 +10575,7 @@
           <w:lang w:val="en-US" w:eastAsia="ru-RU"/>
           <w14:ligatures w14:val="none"/>
         </w:rPr>
-        <w:t>{</w:t>
+        <w:t xml:space="preserve"> </w:t>
       </w:r>
       <w:r>
         <w:rPr>
@@ -10706,9 +10586,8 @@
           <w:lang w:val="en-US" w:eastAsia="ru-RU"/>
           <w14:ligatures w14:val="none"/>
         </w:rPr>
-        <w:t xml:space="preserve"> </w:t>
-      </w:r>
-      <w:proofErr w:type="spellStart"/>
+        <w:t>books</w:t>
+      </w:r>
       <w:r>
         <w:rPr>
           <w:rFonts w:ascii="Times New Roman" w:eastAsia="Times New Roman" w:hAnsi="Times New Roman" w:cs="Times New Roman"/>
@@ -10718,30 +10597,7 @@
           <w:lang w:val="en-US" w:eastAsia="ru-RU"/>
           <w14:ligatures w14:val="none"/>
         </w:rPr>
-        <w:t>books</w:t>
-      </w:r>
-      <w:r>
-        <w:rPr>
-          <w:rFonts w:ascii="Times New Roman" w:eastAsia="Times New Roman" w:hAnsi="Times New Roman" w:cs="Times New Roman"/>
-          <w:kern w:val="0"/>
-          <w:sz w:val="28"/>
-          <w:szCs w:val="28"/>
-          <w:lang w:val="en-US" w:eastAsia="ru-RU"/>
-          <w14:ligatures w14:val="none"/>
-        </w:rPr>
-        <w:t>.push_back</w:t>
-      </w:r>
-      <w:proofErr w:type="spellEnd"/>
-      <w:r>
-        <w:rPr>
-          <w:rFonts w:ascii="Times New Roman" w:eastAsia="Times New Roman" w:hAnsi="Times New Roman" w:cs="Times New Roman"/>
-          <w:kern w:val="0"/>
-          <w:sz w:val="28"/>
-          <w:szCs w:val="28"/>
-          <w:lang w:val="en-US" w:eastAsia="ru-RU"/>
-          <w14:ligatures w14:val="none"/>
-        </w:rPr>
-        <w:t>(</w:t>
+        <w:t>.push_back(</w:t>
       </w:r>
       <w:r>
         <w:rPr>
@@ -13087,7 +12943,6 @@
           <w14:ligatures w14:val="none"/>
         </w:rPr>
       </w:pPr>
-      <w:proofErr w:type="spellStart"/>
       <w:r>
         <w:rPr>
           <w:rFonts w:ascii="Times New Roman" w:eastAsia="Times New Roman" w:hAnsi="Times New Roman" w:cs="Times New Roman"/>
@@ -13099,7 +12954,6 @@
         </w:rPr>
         <w:t>cpp</w:t>
       </w:r>
-      <w:proofErr w:type="spellEnd"/>
     </w:p>
     <w:p>
       <w:pPr>
@@ -13132,7 +12986,6 @@
           <w14:ligatures w14:val="none"/>
         </w:rPr>
       </w:pPr>
-      <w:proofErr w:type="spellStart"/>
       <w:r>
         <w:rPr>
           <w:rFonts w:ascii="Times New Roman" w:eastAsia="Times New Roman" w:hAnsi="Times New Roman" w:cs="Times New Roman"/>
@@ -13144,19 +12997,17 @@
         </w:rPr>
         <w:t>class</w:t>
       </w:r>
-      <w:proofErr w:type="spellEnd"/>
-      <w:r>
-        <w:rPr>
-          <w:rFonts w:ascii="Times New Roman" w:eastAsia="Times New Roman" w:hAnsi="Times New Roman" w:cs="Times New Roman"/>
-          <w:kern w:val="0"/>
-          <w:sz w:val="28"/>
-          <w:szCs w:val="28"/>
-          <w:lang w:eastAsia="ru-RU"/>
-          <w14:ligatures w14:val="none"/>
-        </w:rPr>
-        <w:t xml:space="preserve"> </w:t>
-      </w:r>
-      <w:proofErr w:type="spellStart"/>
+      <w:r>
+        <w:rPr>
+          <w:rFonts w:ascii="Times New Roman" w:eastAsia="Times New Roman" w:hAnsi="Times New Roman" w:cs="Times New Roman"/>
+          <w:kern w:val="0"/>
+          <w:sz w:val="28"/>
+          <w:szCs w:val="28"/>
+          <w:lang w:eastAsia="ru-RU"/>
+          <w14:ligatures w14:val="none"/>
+        </w:rPr>
+        <w:t xml:space="preserve"> </w:t>
+      </w:r>
       <w:r>
         <w:rPr>
           <w:rFonts w:ascii="Times New Roman" w:eastAsia="Times New Roman" w:hAnsi="Times New Roman" w:cs="Times New Roman"/>
@@ -13168,7 +13019,6 @@
         </w:rPr>
         <w:t>MyClass</w:t>
       </w:r>
-      <w:proofErr w:type="spellEnd"/>
       <w:r>
         <w:rPr>
           <w:rFonts w:ascii="Times New Roman" w:eastAsia="Times New Roman" w:hAnsi="Times New Roman" w:cs="Times New Roman"/>
@@ -13234,7 +13084,6 @@
         </w:rPr>
         <w:t xml:space="preserve">    </w:t>
       </w:r>
-      <w:proofErr w:type="spellStart"/>
       <w:r>
         <w:rPr>
           <w:rFonts w:ascii="Times New Roman" w:eastAsia="Times New Roman" w:hAnsi="Times New Roman" w:cs="Times New Roman"/>
@@ -13246,19 +13095,17 @@
         </w:rPr>
         <w:t>static</w:t>
       </w:r>
-      <w:proofErr w:type="spellEnd"/>
-      <w:r>
-        <w:rPr>
-          <w:rFonts w:ascii="Times New Roman" w:eastAsia="Times New Roman" w:hAnsi="Times New Roman" w:cs="Times New Roman"/>
-          <w:kern w:val="0"/>
-          <w:sz w:val="28"/>
-          <w:szCs w:val="28"/>
-          <w:lang w:eastAsia="ru-RU"/>
-          <w14:ligatures w14:val="none"/>
-        </w:rPr>
-        <w:t xml:space="preserve"> </w:t>
-      </w:r>
-      <w:proofErr w:type="spellStart"/>
+      <w:r>
+        <w:rPr>
+          <w:rFonts w:ascii="Times New Roman" w:eastAsia="Times New Roman" w:hAnsi="Times New Roman" w:cs="Times New Roman"/>
+          <w:kern w:val="0"/>
+          <w:sz w:val="28"/>
+          <w:szCs w:val="28"/>
+          <w:lang w:eastAsia="ru-RU"/>
+          <w14:ligatures w14:val="none"/>
+        </w:rPr>
+        <w:t xml:space="preserve"> </w:t>
+      </w:r>
       <w:r>
         <w:rPr>
           <w:rFonts w:ascii="Times New Roman" w:eastAsia="Times New Roman" w:hAnsi="Times New Roman" w:cs="Times New Roman"/>
@@ -13270,19 +13117,17 @@
         </w:rPr>
         <w:t>int</w:t>
       </w:r>
-      <w:proofErr w:type="spellEnd"/>
-      <w:r>
-        <w:rPr>
-          <w:rFonts w:ascii="Times New Roman" w:eastAsia="Times New Roman" w:hAnsi="Times New Roman" w:cs="Times New Roman"/>
-          <w:kern w:val="0"/>
-          <w:sz w:val="28"/>
-          <w:szCs w:val="28"/>
-          <w:lang w:eastAsia="ru-RU"/>
-          <w14:ligatures w14:val="none"/>
-        </w:rPr>
-        <w:t xml:space="preserve"> </w:t>
-      </w:r>
-      <w:proofErr w:type="spellStart"/>
+      <w:r>
+        <w:rPr>
+          <w:rFonts w:ascii="Times New Roman" w:eastAsia="Times New Roman" w:hAnsi="Times New Roman" w:cs="Times New Roman"/>
+          <w:kern w:val="0"/>
+          <w:sz w:val="28"/>
+          <w:szCs w:val="28"/>
+          <w:lang w:eastAsia="ru-RU"/>
+          <w14:ligatures w14:val="none"/>
+        </w:rPr>
+        <w:t xml:space="preserve"> </w:t>
+      </w:r>
       <w:r>
         <w:rPr>
           <w:rFonts w:ascii="Times New Roman" w:eastAsia="Times New Roman" w:hAnsi="Times New Roman" w:cs="Times New Roman"/>
@@ -13294,7 +13139,6 @@
         </w:rPr>
         <w:t>count</w:t>
       </w:r>
-      <w:proofErr w:type="spellEnd"/>
       <w:r>
         <w:rPr>
           <w:rFonts w:ascii="Times New Roman" w:eastAsia="Times New Roman" w:hAnsi="Times New Roman" w:cs="Times New Roman"/>
@@ -13444,7 +13288,6 @@
           <w14:ligatures w14:val="none"/>
         </w:rPr>
       </w:pPr>
-      <w:proofErr w:type="spellStart"/>
       <w:r>
         <w:rPr>
           <w:rFonts w:ascii="Times New Roman" w:eastAsia="Times New Roman" w:hAnsi="Times New Roman" w:cs="Times New Roman"/>
@@ -13456,7 +13299,6 @@
         </w:rPr>
         <w:t>cpp</w:t>
       </w:r>
-      <w:proofErr w:type="spellEnd"/>
     </w:p>
     <w:p>
       <w:pPr>
@@ -13489,7 +13331,6 @@
           <w14:ligatures w14:val="none"/>
         </w:rPr>
       </w:pPr>
-      <w:proofErr w:type="spellStart"/>
       <w:r>
         <w:rPr>
           <w:rFonts w:ascii="Times New Roman" w:eastAsia="Times New Roman" w:hAnsi="Times New Roman" w:cs="Times New Roman"/>
@@ -13501,20 +13342,17 @@
         </w:rPr>
         <w:t>int</w:t>
       </w:r>
-      <w:proofErr w:type="spellEnd"/>
-      <w:r>
-        <w:rPr>
-          <w:rFonts w:ascii="Times New Roman" w:eastAsia="Times New Roman" w:hAnsi="Times New Roman" w:cs="Times New Roman"/>
-          <w:kern w:val="0"/>
-          <w:sz w:val="28"/>
-          <w:szCs w:val="28"/>
-          <w:lang w:eastAsia="ru-RU"/>
-          <w14:ligatures w14:val="none"/>
-        </w:rPr>
-        <w:t xml:space="preserve"> </w:t>
-      </w:r>
-      <w:proofErr w:type="spellStart"/>
-      <w:proofErr w:type="gramStart"/>
+      <w:r>
+        <w:rPr>
+          <w:rFonts w:ascii="Times New Roman" w:eastAsia="Times New Roman" w:hAnsi="Times New Roman" w:cs="Times New Roman"/>
+          <w:kern w:val="0"/>
+          <w:sz w:val="28"/>
+          <w:szCs w:val="28"/>
+          <w:lang w:eastAsia="ru-RU"/>
+          <w14:ligatures w14:val="none"/>
+        </w:rPr>
+        <w:t xml:space="preserve"> </w:t>
+      </w:r>
       <w:r>
         <w:rPr>
           <w:rFonts w:ascii="Times New Roman" w:eastAsia="Times New Roman" w:hAnsi="Times New Roman" w:cs="Times New Roman"/>
@@ -13526,7 +13364,6 @@
         </w:rPr>
         <w:t>MyClass</w:t>
       </w:r>
-      <w:proofErr w:type="spellEnd"/>
       <w:r>
         <w:rPr>
           <w:rFonts w:ascii="Times New Roman" w:eastAsia="Times New Roman" w:hAnsi="Times New Roman" w:cs="Times New Roman"/>
@@ -13538,8 +13375,6 @@
         </w:rPr>
         <w:t>::</w:t>
       </w:r>
-      <w:proofErr w:type="spellStart"/>
-      <w:proofErr w:type="gramEnd"/>
       <w:r>
         <w:rPr>
           <w:rFonts w:ascii="Times New Roman" w:eastAsia="Times New Roman" w:hAnsi="Times New Roman" w:cs="Times New Roman"/>
@@ -13551,7 +13386,6 @@
         </w:rPr>
         <w:t>count</w:t>
       </w:r>
-      <w:proofErr w:type="spellEnd"/>
       <w:r>
         <w:rPr>
           <w:rFonts w:ascii="Times New Roman" w:eastAsia="Times New Roman" w:hAnsi="Times New Roman" w:cs="Times New Roman"/>
@@ -14036,8 +13870,6 @@
         </w:rPr>
         <w:t xml:space="preserve"> </w:t>
       </w:r>
-      <w:proofErr w:type="spellStart"/>
-      <w:proofErr w:type="gramStart"/>
       <w:r>
         <w:rPr>
           <w:rFonts w:ascii="Times New Roman" w:eastAsia="Times New Roman" w:hAnsi="Times New Roman" w:cs="Times New Roman"/>
@@ -14048,47 +13880,7 @@
           <w:lang w:eastAsia="ru-RU"/>
           <w14:ligatures w14:val="none"/>
         </w:rPr>
-        <w:t>ClassName</w:t>
-      </w:r>
-      <w:proofErr w:type="spellEnd"/>
-      <w:r>
-        <w:rPr>
-          <w:rFonts w:ascii="Times New Roman" w:eastAsia="Times New Roman" w:hAnsi="Times New Roman" w:cs="Times New Roman"/>
-          <w:kern w:val="0"/>
-          <w:sz w:val="28"/>
-          <w:szCs w:val="28"/>
-          <w:shd w:val="clear" w:color="auto" w:fill="EBEEF2"/>
-          <w:lang w:eastAsia="ru-RU"/>
-          <w14:ligatures w14:val="none"/>
-        </w:rPr>
-        <w:t>::</w:t>
-      </w:r>
-      <w:proofErr w:type="spellStart"/>
-      <w:proofErr w:type="gramEnd"/>
-      <w:r>
-        <w:rPr>
-          <w:rFonts w:ascii="Times New Roman" w:eastAsia="Times New Roman" w:hAnsi="Times New Roman" w:cs="Times New Roman"/>
-          <w:kern w:val="0"/>
-          <w:sz w:val="28"/>
-          <w:szCs w:val="28"/>
-          <w:shd w:val="clear" w:color="auto" w:fill="EBEEF2"/>
-          <w:lang w:eastAsia="ru-RU"/>
-          <w14:ligatures w14:val="none"/>
-        </w:rPr>
-        <w:t>method</w:t>
-      </w:r>
-      <w:proofErr w:type="spellEnd"/>
-      <w:r>
-        <w:rPr>
-          <w:rFonts w:ascii="Times New Roman" w:eastAsia="Times New Roman" w:hAnsi="Times New Roman" w:cs="Times New Roman"/>
-          <w:kern w:val="0"/>
-          <w:sz w:val="28"/>
-          <w:szCs w:val="28"/>
-          <w:shd w:val="clear" w:color="auto" w:fill="EBEEF2"/>
-          <w:lang w:eastAsia="ru-RU"/>
-          <w14:ligatures w14:val="none"/>
-        </w:rPr>
-        <w:t>()</w:t>
+        <w:t>ClassName::method()</w:t>
       </w:r>
       <w:r>
         <w:rPr>
@@ -14250,7 +14042,6 @@
         </w:rPr>
         <w:t xml:space="preserve"> </w:t>
       </w:r>
-      <w:proofErr w:type="spellStart"/>
       <w:r>
         <w:rPr>
           <w:rFonts w:ascii="Times New Roman" w:eastAsia="Times New Roman" w:hAnsi="Times New Roman" w:cs="Times New Roman"/>
@@ -14263,7 +14054,6 @@
         </w:rPr>
         <w:t>this</w:t>
       </w:r>
-      <w:proofErr w:type="spellEnd"/>
       <w:r>
         <w:rPr>
           <w:rFonts w:ascii="Times New Roman" w:eastAsia="Times New Roman" w:hAnsi="Times New Roman" w:cs="Times New Roman"/>
@@ -14816,33 +14606,18 @@
         </w:rPr>
         <w:t xml:space="preserve"> </w:t>
       </w:r>
-      <w:proofErr w:type="spellStart"/>
-      <w:r>
-        <w:rPr>
-          <w:rFonts w:ascii="Times New Roman" w:eastAsia="Times New Roman" w:hAnsi="Times New Roman" w:cs="Times New Roman"/>
-          <w:b/>
-          <w:bCs/>
-          <w:kern w:val="0"/>
-          <w:sz w:val="28"/>
-          <w:szCs w:val="28"/>
-          <w:lang w:eastAsia="ru-RU"/>
-          <w14:ligatures w14:val="none"/>
-        </w:rPr>
-        <w:t>Singleton</w:t>
-      </w:r>
-      <w:proofErr w:type="spellEnd"/>
-      <w:r>
-        <w:rPr>
-          <w:rFonts w:ascii="Times New Roman" w:eastAsia="Times New Roman" w:hAnsi="Times New Roman" w:cs="Times New Roman"/>
-          <w:b/>
-          <w:bCs/>
-          <w:kern w:val="0"/>
-          <w:sz w:val="28"/>
-          <w:szCs w:val="28"/>
-          <w:lang w:eastAsia="ru-RU"/>
-          <w14:ligatures w14:val="none"/>
-        </w:rPr>
-        <w:t>?</w:t>
+      <w:r>
+        <w:rPr>
+          <w:rFonts w:ascii="Times New Roman" w:eastAsia="Times New Roman" w:hAnsi="Times New Roman" w:cs="Times New Roman"/>
+          <w:b/>
+          <w:bCs/>
+          <w:kern w:val="0"/>
+          <w:sz w:val="28"/>
+          <w:szCs w:val="28"/>
+          <w:lang w:eastAsia="ru-RU"/>
+          <w14:ligatures w14:val="none"/>
+        </w:rPr>
+        <w:t>Singleton?</w:t>
       </w:r>
     </w:p>
     <w:p>
@@ -14859,7 +14634,6 @@
           <w14:ligatures w14:val="none"/>
         </w:rPr>
       </w:pPr>
-      <w:proofErr w:type="spellStart"/>
       <w:r>
         <w:rPr>
           <w:rFonts w:ascii="Times New Roman" w:eastAsia="Times New Roman" w:hAnsi="Times New Roman" w:cs="Times New Roman"/>
@@ -14873,7 +14647,6 @@
         </w:rPr>
         <w:t>Singleton</w:t>
       </w:r>
-      <w:proofErr w:type="spellEnd"/>
       <w:r>
         <w:rPr>
           <w:rFonts w:ascii="Times New Roman" w:eastAsia="Times New Roman" w:hAnsi="Times New Roman" w:cs="Times New Roman"/>
@@ -15243,7 +15016,6 @@
         </w:rPr>
         <w:t xml:space="preserve"> </w:t>
       </w:r>
-      <w:proofErr w:type="spellStart"/>
       <w:r>
         <w:rPr>
           <w:rFonts w:ascii="Times New Roman" w:eastAsia="Times New Roman" w:hAnsi="Times New Roman" w:cs="Times New Roman"/>
@@ -15254,20 +15026,7 @@
           <w:lang w:eastAsia="ru-RU"/>
           <w14:ligatures w14:val="none"/>
         </w:rPr>
-        <w:t>getInstance</w:t>
-      </w:r>
-      <w:proofErr w:type="spellEnd"/>
-      <w:r>
-        <w:rPr>
-          <w:rFonts w:ascii="Times New Roman" w:eastAsia="Times New Roman" w:hAnsi="Times New Roman" w:cs="Times New Roman"/>
-          <w:kern w:val="0"/>
-          <w:sz w:val="28"/>
-          <w:szCs w:val="28"/>
-          <w:shd w:val="clear" w:color="auto" w:fill="EBEEF2"/>
-          <w:lang w:eastAsia="ru-RU"/>
-          <w14:ligatures w14:val="none"/>
-        </w:rPr>
-        <w:t>()</w:t>
+        <w:t>getInstance()</w:t>
       </w:r>
       <w:r>
         <w:rPr>
@@ -15295,7 +15054,6 @@
           <w14:ligatures w14:val="none"/>
         </w:rPr>
       </w:pPr>
-      <w:proofErr w:type="spellStart"/>
       <w:r>
         <w:rPr>
           <w:rFonts w:ascii="Times New Roman" w:eastAsia="Times New Roman" w:hAnsi="Times New Roman" w:cs="Times New Roman"/>
@@ -15307,7 +15065,6 @@
         </w:rPr>
         <w:t>cpp</w:t>
       </w:r>
-      <w:proofErr w:type="spellEnd"/>
     </w:p>
     <w:p>
       <w:pPr>
@@ -15755,7 +15512,6 @@
         </w:rPr>
         <w:t xml:space="preserve"> </w:t>
       </w:r>
-      <w:proofErr w:type="spellStart"/>
       <w:r>
         <w:rPr>
           <w:rFonts w:ascii="Times New Roman" w:eastAsia="Times New Roman" w:hAnsi="Times New Roman" w:cs="Times New Roman"/>
@@ -15765,19 +15521,7 @@
           <w:lang w:val="en-US" w:eastAsia="ru-RU"/>
           <w14:ligatures w14:val="none"/>
         </w:rPr>
-        <w:t>getInstance</w:t>
-      </w:r>
-      <w:proofErr w:type="spellEnd"/>
-      <w:r>
-        <w:rPr>
-          <w:rFonts w:ascii="Times New Roman" w:eastAsia="Times New Roman" w:hAnsi="Times New Roman" w:cs="Times New Roman"/>
-          <w:kern w:val="0"/>
-          <w:sz w:val="28"/>
-          <w:szCs w:val="28"/>
-          <w:lang w:val="en-US" w:eastAsia="ru-RU"/>
-          <w14:ligatures w14:val="none"/>
-        </w:rPr>
-        <w:t>()</w:t>
+        <w:t>getInstance()</w:t>
       </w:r>
       <w:r>
         <w:rPr>
@@ -16030,7 +15774,6 @@
         </w:rPr>
         <w:t xml:space="preserve">        </w:t>
       </w:r>
-      <w:proofErr w:type="spellStart"/>
       <w:r>
         <w:rPr>
           <w:rFonts w:ascii="Times New Roman" w:eastAsia="Times New Roman" w:hAnsi="Times New Roman" w:cs="Times New Roman"/>
@@ -16042,19 +15785,17 @@
         </w:rPr>
         <w:t>return</w:t>
       </w:r>
-      <w:proofErr w:type="spellEnd"/>
-      <w:r>
-        <w:rPr>
-          <w:rFonts w:ascii="Times New Roman" w:eastAsia="Times New Roman" w:hAnsi="Times New Roman" w:cs="Times New Roman"/>
-          <w:kern w:val="0"/>
-          <w:sz w:val="28"/>
-          <w:szCs w:val="28"/>
-          <w:lang w:eastAsia="ru-RU"/>
-          <w14:ligatures w14:val="none"/>
-        </w:rPr>
-        <w:t xml:space="preserve"> </w:t>
-      </w:r>
-      <w:proofErr w:type="spellStart"/>
+      <w:r>
+        <w:rPr>
+          <w:rFonts w:ascii="Times New Roman" w:eastAsia="Times New Roman" w:hAnsi="Times New Roman" w:cs="Times New Roman"/>
+          <w:kern w:val="0"/>
+          <w:sz w:val="28"/>
+          <w:szCs w:val="28"/>
+          <w:lang w:eastAsia="ru-RU"/>
+          <w14:ligatures w14:val="none"/>
+        </w:rPr>
+        <w:t xml:space="preserve"> </w:t>
+      </w:r>
       <w:r>
         <w:rPr>
           <w:rFonts w:ascii="Times New Roman" w:eastAsia="Times New Roman" w:hAnsi="Times New Roman" w:cs="Times New Roman"/>
@@ -16066,7 +15807,6 @@
         </w:rPr>
         <w:t>instance</w:t>
       </w:r>
-      <w:proofErr w:type="spellEnd"/>
       <w:r>
         <w:rPr>
           <w:rFonts w:ascii="Times New Roman" w:eastAsia="Times New Roman" w:hAnsi="Times New Roman" w:cs="Times New Roman"/>
@@ -16417,7 +16157,6 @@
           <w14:ligatures w14:val="none"/>
         </w:rPr>
       </w:pPr>
-      <w:proofErr w:type="spellStart"/>
       <w:r>
         <w:rPr>
           <w:rFonts w:ascii="Times New Roman" w:eastAsia="Times New Roman" w:hAnsi="Times New Roman" w:cs="Times New Roman"/>
@@ -16429,7 +16168,6 @@
         </w:rPr>
         <w:t>cpp</w:t>
       </w:r>
-      <w:proofErr w:type="spellEnd"/>
     </w:p>
     <w:p>
       <w:pPr>
@@ -16484,7 +16222,6 @@
         </w:rPr>
         <w:t xml:space="preserve"> </w:t>
       </w:r>
-      <w:proofErr w:type="spellStart"/>
       <w:r>
         <w:rPr>
           <w:rFonts w:ascii="Times New Roman" w:eastAsia="Times New Roman" w:hAnsi="Times New Roman" w:cs="Times New Roman"/>
@@ -16496,7 +16233,6 @@
         </w:rPr>
         <w:t>MyClass</w:t>
       </w:r>
-      <w:proofErr w:type="spellEnd"/>
       <w:r>
         <w:rPr>
           <w:rFonts w:ascii="Times New Roman" w:eastAsia="Times New Roman" w:hAnsi="Times New Roman" w:cs="Times New Roman"/>
@@ -16605,7 +16341,6 @@
         </w:rPr>
         <w:t xml:space="preserve">    </w:t>
       </w:r>
-      <w:proofErr w:type="spellStart"/>
       <w:r>
         <w:rPr>
           <w:rFonts w:ascii="Times New Roman" w:eastAsia="Times New Roman" w:hAnsi="Times New Roman" w:cs="Times New Roman"/>
@@ -16615,44 +16350,30 @@
           <w:lang w:val="en-US" w:eastAsia="ru-RU"/>
           <w14:ligatures w14:val="none"/>
         </w:rPr>
+        <w:t>MyClass(const</w:t>
+      </w:r>
+      <w:r>
+        <w:rPr>
+          <w:rFonts w:ascii="Times New Roman" w:eastAsia="Times New Roman" w:hAnsi="Times New Roman" w:cs="Times New Roman"/>
+          <w:kern w:val="0"/>
+          <w:sz w:val="28"/>
+          <w:szCs w:val="28"/>
+          <w:lang w:val="en-US" w:eastAsia="ru-RU"/>
+          <w14:ligatures w14:val="none"/>
+        </w:rPr>
+        <w:t xml:space="preserve"> </w:t>
+      </w:r>
+      <w:r>
+        <w:rPr>
+          <w:rFonts w:ascii="Times New Roman" w:eastAsia="Times New Roman" w:hAnsi="Times New Roman" w:cs="Times New Roman"/>
+          <w:kern w:val="0"/>
+          <w:sz w:val="28"/>
+          <w:szCs w:val="28"/>
+          <w:lang w:val="en-US" w:eastAsia="ru-RU"/>
+          <w14:ligatures w14:val="none"/>
+        </w:rPr>
         <w:t>MyClass</w:t>
       </w:r>
-      <w:proofErr w:type="spellEnd"/>
-      <w:r>
-        <w:rPr>
-          <w:rFonts w:ascii="Times New Roman" w:eastAsia="Times New Roman" w:hAnsi="Times New Roman" w:cs="Times New Roman"/>
-          <w:kern w:val="0"/>
-          <w:sz w:val="28"/>
-          <w:szCs w:val="28"/>
-          <w:lang w:val="en-US" w:eastAsia="ru-RU"/>
-          <w14:ligatures w14:val="none"/>
-        </w:rPr>
-        <w:t>(const</w:t>
-      </w:r>
-      <w:r>
-        <w:rPr>
-          <w:rFonts w:ascii="Times New Roman" w:eastAsia="Times New Roman" w:hAnsi="Times New Roman" w:cs="Times New Roman"/>
-          <w:kern w:val="0"/>
-          <w:sz w:val="28"/>
-          <w:szCs w:val="28"/>
-          <w:lang w:val="en-US" w:eastAsia="ru-RU"/>
-          <w14:ligatures w14:val="none"/>
-        </w:rPr>
-        <w:t xml:space="preserve"> </w:t>
-      </w:r>
-      <w:proofErr w:type="spellStart"/>
-      <w:r>
-        <w:rPr>
-          <w:rFonts w:ascii="Times New Roman" w:eastAsia="Times New Roman" w:hAnsi="Times New Roman" w:cs="Times New Roman"/>
-          <w:kern w:val="0"/>
-          <w:sz w:val="28"/>
-          <w:szCs w:val="28"/>
-          <w:lang w:val="en-US" w:eastAsia="ru-RU"/>
-          <w14:ligatures w14:val="none"/>
-        </w:rPr>
-        <w:t>MyClass</w:t>
-      </w:r>
-      <w:proofErr w:type="spellEnd"/>
       <w:r>
         <w:rPr>
           <w:rFonts w:ascii="Times New Roman" w:eastAsia="Times New Roman" w:hAnsi="Times New Roman" w:cs="Times New Roman"/>
@@ -16751,7 +16472,6 @@
         </w:rPr>
         <w:t xml:space="preserve">    </w:t>
       </w:r>
-      <w:proofErr w:type="spellStart"/>
       <w:r>
         <w:rPr>
           <w:rFonts w:ascii="Times New Roman" w:eastAsia="Times New Roman" w:hAnsi="Times New Roman" w:cs="Times New Roman"/>
@@ -16763,7 +16483,6 @@
         </w:rPr>
         <w:t>MyClass</w:t>
       </w:r>
-      <w:proofErr w:type="spellEnd"/>
       <w:r>
         <w:rPr>
           <w:rFonts w:ascii="Times New Roman" w:eastAsia="Times New Roman" w:hAnsi="Times New Roman" w:cs="Times New Roman"/>
@@ -16808,7 +16527,6 @@
         </w:rPr>
         <w:t xml:space="preserve"> </w:t>
       </w:r>
-      <w:proofErr w:type="spellStart"/>
       <w:r>
         <w:rPr>
           <w:rFonts w:ascii="Times New Roman" w:eastAsia="Times New Roman" w:hAnsi="Times New Roman" w:cs="Times New Roman"/>
@@ -16820,7 +16538,6 @@
         </w:rPr>
         <w:t>MyClass</w:t>
       </w:r>
-      <w:proofErr w:type="spellEnd"/>
       <w:r>
         <w:rPr>
           <w:rFonts w:ascii="Times New Roman" w:eastAsia="Times New Roman" w:hAnsi="Times New Roman" w:cs="Times New Roman"/>
@@ -18137,7 +17854,6 @@
           <w14:ligatures w14:val="none"/>
         </w:rPr>
       </w:pPr>
-      <w:proofErr w:type="spellStart"/>
       <w:r>
         <w:rPr>
           <w:rFonts w:ascii="Times New Roman" w:eastAsia="Times New Roman" w:hAnsi="Times New Roman" w:cs="Times New Roman"/>
@@ -18149,7 +17865,6 @@
         </w:rPr>
         <w:t>cpp</w:t>
       </w:r>
-      <w:proofErr w:type="spellEnd"/>
     </w:p>
     <w:p>
       <w:pPr>
@@ -18182,7 +17897,6 @@
           <w14:ligatures w14:val="none"/>
         </w:rPr>
       </w:pPr>
-      <w:proofErr w:type="spellStart"/>
       <w:r>
         <w:rPr>
           <w:rFonts w:ascii="Times New Roman" w:eastAsia="Times New Roman" w:hAnsi="Times New Roman" w:cs="Times New Roman"/>
@@ -18194,41 +17908,27 @@
         </w:rPr>
         <w:t>void</w:t>
       </w:r>
-      <w:proofErr w:type="spellEnd"/>
-      <w:r>
-        <w:rPr>
-          <w:rFonts w:ascii="Times New Roman" w:eastAsia="Times New Roman" w:hAnsi="Times New Roman" w:cs="Times New Roman"/>
-          <w:kern w:val="0"/>
-          <w:sz w:val="28"/>
-          <w:szCs w:val="28"/>
-          <w:lang w:eastAsia="ru-RU"/>
-          <w14:ligatures w14:val="none"/>
-        </w:rPr>
-        <w:t xml:space="preserve"> </w:t>
-      </w:r>
-      <w:proofErr w:type="spellStart"/>
-      <w:r>
-        <w:rPr>
-          <w:rFonts w:ascii="Times New Roman" w:eastAsia="Times New Roman" w:hAnsi="Times New Roman" w:cs="Times New Roman"/>
-          <w:kern w:val="0"/>
-          <w:sz w:val="28"/>
-          <w:szCs w:val="28"/>
-          <w:lang w:eastAsia="ru-RU"/>
-          <w14:ligatures w14:val="none"/>
-        </w:rPr>
-        <w:t>method</w:t>
-      </w:r>
-      <w:proofErr w:type="spellEnd"/>
-      <w:r>
-        <w:rPr>
-          <w:rFonts w:ascii="Times New Roman" w:eastAsia="Times New Roman" w:hAnsi="Times New Roman" w:cs="Times New Roman"/>
-          <w:kern w:val="0"/>
-          <w:sz w:val="28"/>
-          <w:szCs w:val="28"/>
-          <w:lang w:eastAsia="ru-RU"/>
-          <w14:ligatures w14:val="none"/>
-        </w:rPr>
-        <w:t>()</w:t>
+      <w:r>
+        <w:rPr>
+          <w:rFonts w:ascii="Times New Roman" w:eastAsia="Times New Roman" w:hAnsi="Times New Roman" w:cs="Times New Roman"/>
+          <w:kern w:val="0"/>
+          <w:sz w:val="28"/>
+          <w:szCs w:val="28"/>
+          <w:lang w:eastAsia="ru-RU"/>
+          <w14:ligatures w14:val="none"/>
+        </w:rPr>
+        <w:t xml:space="preserve"> </w:t>
+      </w:r>
+      <w:r>
+        <w:rPr>
+          <w:rFonts w:ascii="Times New Roman" w:eastAsia="Times New Roman" w:hAnsi="Times New Roman" w:cs="Times New Roman"/>
+          <w:kern w:val="0"/>
+          <w:sz w:val="28"/>
+          <w:szCs w:val="28"/>
+          <w:lang w:eastAsia="ru-RU"/>
+          <w14:ligatures w14:val="none"/>
+        </w:rPr>
+        <w:t>method()</w:t>
       </w:r>
       <w:r>
         <w:rPr>
@@ -18263,7 +17963,6 @@
         </w:rPr>
         <w:t xml:space="preserve"> </w:t>
       </w:r>
-      <w:proofErr w:type="spellStart"/>
       <w:r>
         <w:rPr>
           <w:rFonts w:ascii="Times New Roman" w:eastAsia="Times New Roman" w:hAnsi="Times New Roman" w:cs="Times New Roman"/>
@@ -18275,7 +17974,6 @@
         </w:rPr>
         <w:t>counter</w:t>
       </w:r>
-      <w:proofErr w:type="spellEnd"/>
       <w:r>
         <w:rPr>
           <w:rFonts w:ascii="Times New Roman" w:eastAsia="Times New Roman" w:hAnsi="Times New Roman" w:cs="Times New Roman"/>

--- a/лр 1/лр1.docx
+++ b/лр 1/лр1.docx
@@ -1221,6 +1221,7 @@
                 <w:szCs w:val="28"/>
               </w:rPr>
             </w:pPr>
+            <w:proofErr w:type="spellStart"/>
             <w:r>
               <w:rPr>
                 <w:rFonts w:ascii="Times New Roman" w:hAnsi="Times New Roman" w:cs="Times New Roman"/>
@@ -1229,6 +1230,7 @@
               </w:rPr>
               <w:t>Белик</w:t>
             </w:r>
+            <w:proofErr w:type="spellEnd"/>
             <w:r>
               <w:rPr>
                 <w:rFonts w:ascii="Times New Roman" w:hAnsi="Times New Roman" w:cs="Times New Roman"/>
@@ -2795,6 +2797,7 @@
         </w:rPr>
         <w:t xml:space="preserve"> </w:t>
       </w:r>
+      <w:proofErr w:type="spellStart"/>
       <w:r>
         <w:rPr>
           <w:rFonts w:ascii="Times New Roman" w:hAnsi="Times New Roman" w:cs="Times New Roman"/>
@@ -2804,6 +2807,7 @@
         </w:rPr>
         <w:t>unique_ptr</w:t>
       </w:r>
+      <w:proofErr w:type="spellEnd"/>
       <w:r>
         <w:rPr>
           <w:rFonts w:ascii="Times New Roman" w:hAnsi="Times New Roman" w:cs="Times New Roman"/>
@@ -4382,13 +4386,31 @@
           <w:sz w:val="28"/>
           <w:szCs w:val="28"/>
         </w:rPr>
-        <w:t>Ссылка на Git-репозиторий: https://github.com/serafima2007k-code/algoritms</w:t>
+        <w:t xml:space="preserve">Ссылка на </w:t>
+      </w:r>
+      <w:proofErr w:type="spellStart"/>
+      <w:r>
+        <w:rPr>
+          <w:rFonts w:ascii="Times New Roman" w:hAnsi="Times New Roman" w:cs="Times New Roman"/>
+          <w:sz w:val="28"/>
+          <w:szCs w:val="28"/>
+        </w:rPr>
+        <w:t>Git</w:t>
+      </w:r>
+      <w:proofErr w:type="spellEnd"/>
+      <w:r>
+        <w:rPr>
+          <w:rFonts w:ascii="Times New Roman" w:hAnsi="Times New Roman" w:cs="Times New Roman"/>
+          <w:sz w:val="28"/>
+          <w:szCs w:val="28"/>
+        </w:rPr>
+        <w:t>-репозиторий: https://github.com/serafima2007k-code/algoritms</w:t>
       </w:r>
     </w:p>
     <w:p>
       <w:pPr>
         <w:spacing w:after="0" w:line="360" w:lineRule="auto"/>
-        <w:jc w:val="both"/>
+        <w:jc w:val="center"/>
         <w:rPr>
           <w:rFonts w:ascii="Times New Roman" w:hAnsi="Times New Roman" w:cs="Times New Roman"/>
           <w:b/>
@@ -4451,6 +4473,7 @@
     <w:p>
       <w:pPr>
         <w:spacing w:after="0" w:line="360" w:lineRule="auto"/>
+        <w:ind w:firstLine="709"/>
         <w:rPr>
           <w:rFonts w:ascii="Times New Roman" w:hAnsi="Times New Roman" w:cs="Times New Roman"/>
           <w:b/>
@@ -4534,6 +4557,7 @@
     <w:p>
       <w:pPr>
         <w:spacing w:after="0" w:line="360" w:lineRule="auto"/>
+        <w:ind w:firstLine="709"/>
         <w:rPr>
           <w:rFonts w:ascii="Times New Roman" w:hAnsi="Times New Roman" w:cs="Times New Roman"/>
           <w:b/>
@@ -5197,6 +5221,7 @@
         </w:rPr>
         <w:t xml:space="preserve"> </w:t>
       </w:r>
+      <w:proofErr w:type="spellStart"/>
       <w:r>
         <w:rPr>
           <w:rFonts w:ascii="Times New Roman" w:hAnsi="Times New Roman" w:cs="Times New Roman"/>
@@ -5205,6 +5230,7 @@
         </w:rPr>
         <w:t>Cart</w:t>
       </w:r>
+      <w:proofErr w:type="spellEnd"/>
     </w:p>
     <w:p>
       <w:pPr>
@@ -5270,6 +5296,7 @@
         </w:rPr>
         <w:t xml:space="preserve"> </w:t>
       </w:r>
+      <w:proofErr w:type="spellStart"/>
       <w:r>
         <w:rPr>
           <w:rFonts w:ascii="Times New Roman" w:hAnsi="Times New Roman" w:cs="Times New Roman"/>
@@ -5278,6 +5305,7 @@
         </w:rPr>
         <w:t>Item</w:t>
       </w:r>
+      <w:proofErr w:type="spellEnd"/>
     </w:p>
     <w:p>
       <w:pPr>
@@ -6833,6 +6861,7 @@
           <w14:ligatures w14:val="none"/>
         </w:rPr>
       </w:pPr>
+      <w:proofErr w:type="spellStart"/>
       <w:r>
         <w:rPr>
           <w:rFonts w:ascii="Times New Roman" w:eastAsia="Times New Roman" w:hAnsi="Times New Roman" w:cs="Times New Roman"/>
@@ -6845,6 +6874,7 @@
         </w:rPr>
         <w:t>cpp</w:t>
       </w:r>
+      <w:proofErr w:type="spellEnd"/>
     </w:p>
     <w:p>
       <w:pPr>
@@ -7100,6 +7130,7 @@
         </w:rPr>
         <w:t xml:space="preserve">    </w:t>
       </w:r>
+      <w:proofErr w:type="spellStart"/>
       <w:r>
         <w:rPr>
           <w:rFonts w:ascii="Times New Roman" w:eastAsia="Times New Roman" w:hAnsi="Times New Roman" w:cs="Times New Roman"/>
@@ -7112,6 +7143,7 @@
         </w:rPr>
         <w:t>vector</w:t>
       </w:r>
+      <w:proofErr w:type="spellEnd"/>
       <w:r>
         <w:rPr>
           <w:rFonts w:ascii="Times New Roman" w:eastAsia="Times New Roman" w:hAnsi="Times New Roman" w:cs="Times New Roman"/>
@@ -7124,6 +7156,7 @@
         </w:rPr>
         <w:t>&lt;</w:t>
       </w:r>
+      <w:proofErr w:type="spellStart"/>
       <w:r>
         <w:rPr>
           <w:rFonts w:ascii="Times New Roman" w:eastAsia="Times New Roman" w:hAnsi="Times New Roman" w:cs="Times New Roman"/>
@@ -7136,6 +7169,7 @@
         </w:rPr>
         <w:t>Room</w:t>
       </w:r>
+      <w:proofErr w:type="spellEnd"/>
       <w:r>
         <w:rPr>
           <w:rFonts w:ascii="Times New Roman" w:eastAsia="Times New Roman" w:hAnsi="Times New Roman" w:cs="Times New Roman"/>
@@ -7160,6 +7194,7 @@
         </w:rPr>
         <w:t xml:space="preserve"> </w:t>
       </w:r>
+      <w:proofErr w:type="spellStart"/>
       <w:r>
         <w:rPr>
           <w:rFonts w:ascii="Times New Roman" w:eastAsia="Times New Roman" w:hAnsi="Times New Roman" w:cs="Times New Roman"/>
@@ -7172,6 +7207,7 @@
         </w:rPr>
         <w:t>rooms</w:t>
       </w:r>
+      <w:proofErr w:type="spellEnd"/>
       <w:r>
         <w:rPr>
           <w:rFonts w:ascii="Times New Roman" w:eastAsia="Times New Roman" w:hAnsi="Times New Roman" w:cs="Times New Roman"/>
@@ -8457,6 +8493,7 @@
           <w14:ligatures w14:val="none"/>
         </w:rPr>
       </w:pPr>
+      <w:proofErr w:type="spellStart"/>
       <w:r>
         <w:rPr>
           <w:rFonts w:ascii="Times New Roman" w:eastAsia="Times New Roman" w:hAnsi="Times New Roman" w:cs="Times New Roman"/>
@@ -8468,6 +8505,7 @@
         </w:rPr>
         <w:t>cpp</w:t>
       </w:r>
+      <w:proofErr w:type="spellEnd"/>
     </w:p>
     <w:p>
       <w:pPr>
@@ -8500,6 +8538,7 @@
           <w14:ligatures w14:val="none"/>
         </w:rPr>
       </w:pPr>
+      <w:proofErr w:type="spellStart"/>
       <w:r>
         <w:rPr>
           <w:rFonts w:ascii="Times New Roman" w:eastAsia="Times New Roman" w:hAnsi="Times New Roman" w:cs="Times New Roman"/>
@@ -8511,17 +8550,19 @@
         </w:rPr>
         <w:t>class</w:t>
       </w:r>
-      <w:r>
-        <w:rPr>
-          <w:rFonts w:ascii="Times New Roman" w:eastAsia="Times New Roman" w:hAnsi="Times New Roman" w:cs="Times New Roman"/>
-          <w:kern w:val="0"/>
-          <w:sz w:val="28"/>
-          <w:szCs w:val="28"/>
-          <w:lang w:eastAsia="ru-RU"/>
-          <w14:ligatures w14:val="none"/>
-        </w:rPr>
-        <w:t xml:space="preserve"> </w:t>
-      </w:r>
+      <w:proofErr w:type="spellEnd"/>
+      <w:r>
+        <w:rPr>
+          <w:rFonts w:ascii="Times New Roman" w:eastAsia="Times New Roman" w:hAnsi="Times New Roman" w:cs="Times New Roman"/>
+          <w:kern w:val="0"/>
+          <w:sz w:val="28"/>
+          <w:szCs w:val="28"/>
+          <w:lang w:eastAsia="ru-RU"/>
+          <w14:ligatures w14:val="none"/>
+        </w:rPr>
+        <w:t xml:space="preserve"> </w:t>
+      </w:r>
+      <w:proofErr w:type="spellStart"/>
       <w:r>
         <w:rPr>
           <w:rFonts w:ascii="Times New Roman" w:eastAsia="Times New Roman" w:hAnsi="Times New Roman" w:cs="Times New Roman"/>
@@ -8533,6 +8574,7 @@
         </w:rPr>
         <w:t>Car</w:t>
       </w:r>
+      <w:proofErr w:type="spellEnd"/>
       <w:r>
         <w:rPr>
           <w:rFonts w:ascii="Times New Roman" w:eastAsia="Times New Roman" w:hAnsi="Times New Roman" w:cs="Times New Roman"/>
@@ -8566,6 +8608,7 @@
         </w:rPr>
         <w:t xml:space="preserve"> </w:t>
       </w:r>
+      <w:proofErr w:type="spellStart"/>
       <w:r>
         <w:rPr>
           <w:rFonts w:ascii="Times New Roman" w:eastAsia="Times New Roman" w:hAnsi="Times New Roman" w:cs="Times New Roman"/>
@@ -8577,17 +8620,19 @@
         </w:rPr>
         <w:t>Engine</w:t>
       </w:r>
-      <w:r>
-        <w:rPr>
-          <w:rFonts w:ascii="Times New Roman" w:eastAsia="Times New Roman" w:hAnsi="Times New Roman" w:cs="Times New Roman"/>
-          <w:kern w:val="0"/>
-          <w:sz w:val="28"/>
-          <w:szCs w:val="28"/>
-          <w:lang w:eastAsia="ru-RU"/>
-          <w14:ligatures w14:val="none"/>
-        </w:rPr>
-        <w:t xml:space="preserve"> </w:t>
-      </w:r>
+      <w:proofErr w:type="spellEnd"/>
+      <w:r>
+        <w:rPr>
+          <w:rFonts w:ascii="Times New Roman" w:eastAsia="Times New Roman" w:hAnsi="Times New Roman" w:cs="Times New Roman"/>
+          <w:kern w:val="0"/>
+          <w:sz w:val="28"/>
+          <w:szCs w:val="28"/>
+          <w:lang w:eastAsia="ru-RU"/>
+          <w14:ligatures w14:val="none"/>
+        </w:rPr>
+        <w:t xml:space="preserve"> </w:t>
+      </w:r>
+      <w:proofErr w:type="spellStart"/>
       <w:r>
         <w:rPr>
           <w:rFonts w:ascii="Times New Roman" w:eastAsia="Times New Roman" w:hAnsi="Times New Roman" w:cs="Times New Roman"/>
@@ -8599,6 +8644,7 @@
         </w:rPr>
         <w:t>engine</w:t>
       </w:r>
+      <w:proofErr w:type="spellEnd"/>
       <w:r>
         <w:rPr>
           <w:rFonts w:ascii="Times New Roman" w:eastAsia="Times New Roman" w:hAnsi="Times New Roman" w:cs="Times New Roman"/>
@@ -8700,6 +8746,7 @@
           <w14:ligatures w14:val="none"/>
         </w:rPr>
       </w:pPr>
+      <w:proofErr w:type="spellStart"/>
       <w:r>
         <w:rPr>
           <w:rFonts w:ascii="Times New Roman" w:eastAsia="Times New Roman" w:hAnsi="Times New Roman" w:cs="Times New Roman"/>
@@ -8711,6 +8758,7 @@
         </w:rPr>
         <w:t>cpp</w:t>
       </w:r>
+      <w:proofErr w:type="spellEnd"/>
     </w:p>
     <w:p>
       <w:pPr>
@@ -8743,6 +8791,7 @@
           <w14:ligatures w14:val="none"/>
         </w:rPr>
       </w:pPr>
+      <w:proofErr w:type="spellStart"/>
       <w:r>
         <w:rPr>
           <w:rFonts w:ascii="Times New Roman" w:eastAsia="Times New Roman" w:hAnsi="Times New Roman" w:cs="Times New Roman"/>
@@ -8754,17 +8803,19 @@
         </w:rPr>
         <w:t>class</w:t>
       </w:r>
-      <w:r>
-        <w:rPr>
-          <w:rFonts w:ascii="Times New Roman" w:eastAsia="Times New Roman" w:hAnsi="Times New Roman" w:cs="Times New Roman"/>
-          <w:kern w:val="0"/>
-          <w:sz w:val="28"/>
-          <w:szCs w:val="28"/>
-          <w:lang w:eastAsia="ru-RU"/>
-          <w14:ligatures w14:val="none"/>
-        </w:rPr>
-        <w:t xml:space="preserve"> </w:t>
-      </w:r>
+      <w:proofErr w:type="spellEnd"/>
+      <w:r>
+        <w:rPr>
+          <w:rFonts w:ascii="Times New Roman" w:eastAsia="Times New Roman" w:hAnsi="Times New Roman" w:cs="Times New Roman"/>
+          <w:kern w:val="0"/>
+          <w:sz w:val="28"/>
+          <w:szCs w:val="28"/>
+          <w:lang w:eastAsia="ru-RU"/>
+          <w14:ligatures w14:val="none"/>
+        </w:rPr>
+        <w:t xml:space="preserve"> </w:t>
+      </w:r>
+      <w:proofErr w:type="spellStart"/>
       <w:r>
         <w:rPr>
           <w:rFonts w:ascii="Times New Roman" w:eastAsia="Times New Roman" w:hAnsi="Times New Roman" w:cs="Times New Roman"/>
@@ -8776,6 +8827,7 @@
         </w:rPr>
         <w:t>Car</w:t>
       </w:r>
+      <w:proofErr w:type="spellEnd"/>
       <w:r>
         <w:rPr>
           <w:rFonts w:ascii="Times New Roman" w:eastAsia="Times New Roman" w:hAnsi="Times New Roman" w:cs="Times New Roman"/>
@@ -8841,6 +8893,7 @@
         </w:rPr>
         <w:t xml:space="preserve">    </w:t>
       </w:r>
+      <w:proofErr w:type="spellStart"/>
       <w:r>
         <w:rPr>
           <w:rFonts w:ascii="Times New Roman" w:eastAsia="Times New Roman" w:hAnsi="Times New Roman" w:cs="Times New Roman"/>
@@ -8852,6 +8905,7 @@
         </w:rPr>
         <w:t>Engine</w:t>
       </w:r>
+      <w:proofErr w:type="spellEnd"/>
       <w:r>
         <w:rPr>
           <w:rFonts w:ascii="Times New Roman" w:eastAsia="Times New Roman" w:hAnsi="Times New Roman" w:cs="Times New Roman"/>
@@ -8874,6 +8928,7 @@
         </w:rPr>
         <w:t xml:space="preserve"> </w:t>
       </w:r>
+      <w:proofErr w:type="spellStart"/>
       <w:r>
         <w:rPr>
           <w:rFonts w:ascii="Times New Roman" w:eastAsia="Times New Roman" w:hAnsi="Times New Roman" w:cs="Times New Roman"/>
@@ -8885,6 +8940,7 @@
         </w:rPr>
         <w:t>engine</w:t>
       </w:r>
+      <w:proofErr w:type="spellEnd"/>
       <w:r>
         <w:rPr>
           <w:rFonts w:ascii="Times New Roman" w:eastAsia="Times New Roman" w:hAnsi="Times New Roman" w:cs="Times New Roman"/>
@@ -8928,16 +8984,29 @@
           <w14:ligatures w14:val="none"/>
         </w:rPr>
       </w:pPr>
-      <w:r>
-        <w:rPr>
-          <w:rFonts w:ascii="Times New Roman" w:eastAsia="Times New Roman" w:hAnsi="Times New Roman" w:cs="Times New Roman"/>
-          <w:kern w:val="0"/>
-          <w:sz w:val="28"/>
-          <w:szCs w:val="28"/>
-          <w:lang w:eastAsia="ru-RU"/>
-          <w14:ligatures w14:val="none"/>
-        </w:rPr>
-        <w:t>public:</w:t>
+      <w:proofErr w:type="spellStart"/>
+      <w:r>
+        <w:rPr>
+          <w:rFonts w:ascii="Times New Roman" w:eastAsia="Times New Roman" w:hAnsi="Times New Roman" w:cs="Times New Roman"/>
+          <w:kern w:val="0"/>
+          <w:sz w:val="28"/>
+          <w:szCs w:val="28"/>
+          <w:lang w:eastAsia="ru-RU"/>
+          <w14:ligatures w14:val="none"/>
+        </w:rPr>
+        <w:t>public</w:t>
+      </w:r>
+      <w:proofErr w:type="spellEnd"/>
+      <w:r>
+        <w:rPr>
+          <w:rFonts w:ascii="Times New Roman" w:eastAsia="Times New Roman" w:hAnsi="Times New Roman" w:cs="Times New Roman"/>
+          <w:kern w:val="0"/>
+          <w:sz w:val="28"/>
+          <w:szCs w:val="28"/>
+          <w:lang w:eastAsia="ru-RU"/>
+          <w14:ligatures w14:val="none"/>
+        </w:rPr>
+        <w:t>:</w:t>
       </w:r>
     </w:p>
     <w:p>
@@ -9357,6 +9426,7 @@
           <w14:ligatures w14:val="none"/>
         </w:rPr>
       </w:pPr>
+      <w:proofErr w:type="spellStart"/>
       <w:r>
         <w:rPr>
           <w:rFonts w:ascii="Times New Roman" w:eastAsia="Times New Roman" w:hAnsi="Times New Roman" w:cs="Times New Roman"/>
@@ -9368,6 +9438,7 @@
         </w:rPr>
         <w:t>cpp</w:t>
       </w:r>
+      <w:proofErr w:type="spellEnd"/>
     </w:p>
     <w:p>
       <w:pPr>
@@ -9400,6 +9471,7 @@
           <w14:ligatures w14:val="none"/>
         </w:rPr>
       </w:pPr>
+      <w:proofErr w:type="spellStart"/>
       <w:r>
         <w:rPr>
           <w:rFonts w:ascii="Times New Roman" w:eastAsia="Times New Roman" w:hAnsi="Times New Roman" w:cs="Times New Roman"/>
@@ -9411,17 +9483,19 @@
         </w:rPr>
         <w:t>class</w:t>
       </w:r>
-      <w:r>
-        <w:rPr>
-          <w:rFonts w:ascii="Times New Roman" w:eastAsia="Times New Roman" w:hAnsi="Times New Roman" w:cs="Times New Roman"/>
-          <w:kern w:val="0"/>
-          <w:sz w:val="28"/>
-          <w:szCs w:val="28"/>
-          <w:lang w:eastAsia="ru-RU"/>
-          <w14:ligatures w14:val="none"/>
-        </w:rPr>
-        <w:t xml:space="preserve"> </w:t>
-      </w:r>
+      <w:proofErr w:type="spellEnd"/>
+      <w:r>
+        <w:rPr>
+          <w:rFonts w:ascii="Times New Roman" w:eastAsia="Times New Roman" w:hAnsi="Times New Roman" w:cs="Times New Roman"/>
+          <w:kern w:val="0"/>
+          <w:sz w:val="28"/>
+          <w:szCs w:val="28"/>
+          <w:lang w:eastAsia="ru-RU"/>
+          <w14:ligatures w14:val="none"/>
+        </w:rPr>
+        <w:t xml:space="preserve"> </w:t>
+      </w:r>
+      <w:proofErr w:type="spellStart"/>
       <w:r>
         <w:rPr>
           <w:rFonts w:ascii="Times New Roman" w:eastAsia="Times New Roman" w:hAnsi="Times New Roman" w:cs="Times New Roman"/>
@@ -9433,6 +9507,7 @@
         </w:rPr>
         <w:t>Car</w:t>
       </w:r>
+      <w:proofErr w:type="spellEnd"/>
       <w:r>
         <w:rPr>
           <w:rFonts w:ascii="Times New Roman" w:eastAsia="Times New Roman" w:hAnsi="Times New Roman" w:cs="Times New Roman"/>
@@ -9498,6 +9573,7 @@
         </w:rPr>
         <w:t xml:space="preserve">    </w:t>
       </w:r>
+      <w:proofErr w:type="spellStart"/>
       <w:r>
         <w:rPr>
           <w:rFonts w:ascii="Times New Roman" w:eastAsia="Times New Roman" w:hAnsi="Times New Roman" w:cs="Times New Roman"/>
@@ -9509,6 +9585,7 @@
         </w:rPr>
         <w:t>unique_ptr</w:t>
       </w:r>
+      <w:proofErr w:type="spellEnd"/>
       <w:r>
         <w:rPr>
           <w:rFonts w:ascii="Times New Roman" w:eastAsia="Times New Roman" w:hAnsi="Times New Roman" w:cs="Times New Roman"/>
@@ -9520,6 +9597,7 @@
         </w:rPr>
         <w:t>&lt;</w:t>
       </w:r>
+      <w:proofErr w:type="spellStart"/>
       <w:r>
         <w:rPr>
           <w:rFonts w:ascii="Times New Roman" w:eastAsia="Times New Roman" w:hAnsi="Times New Roman" w:cs="Times New Roman"/>
@@ -9531,6 +9609,7 @@
         </w:rPr>
         <w:t>Engine</w:t>
       </w:r>
+      <w:proofErr w:type="spellEnd"/>
       <w:r>
         <w:rPr>
           <w:rFonts w:ascii="Times New Roman" w:eastAsia="Times New Roman" w:hAnsi="Times New Roman" w:cs="Times New Roman"/>
@@ -9553,6 +9632,7 @@
         </w:rPr>
         <w:t xml:space="preserve"> </w:t>
       </w:r>
+      <w:proofErr w:type="spellStart"/>
       <w:r>
         <w:rPr>
           <w:rFonts w:ascii="Times New Roman" w:eastAsia="Times New Roman" w:hAnsi="Times New Roman" w:cs="Times New Roman"/>
@@ -9564,6 +9644,7 @@
         </w:rPr>
         <w:t>engine</w:t>
       </w:r>
+      <w:proofErr w:type="spellEnd"/>
       <w:r>
         <w:rPr>
           <w:rFonts w:ascii="Times New Roman" w:eastAsia="Times New Roman" w:hAnsi="Times New Roman" w:cs="Times New Roman"/>
@@ -9607,16 +9688,29 @@
           <w14:ligatures w14:val="none"/>
         </w:rPr>
       </w:pPr>
-      <w:r>
-        <w:rPr>
-          <w:rFonts w:ascii="Times New Roman" w:eastAsia="Times New Roman" w:hAnsi="Times New Roman" w:cs="Times New Roman"/>
-          <w:kern w:val="0"/>
-          <w:sz w:val="28"/>
-          <w:szCs w:val="28"/>
-          <w:lang w:eastAsia="ru-RU"/>
-          <w14:ligatures w14:val="none"/>
-        </w:rPr>
-        <w:t>public:</w:t>
+      <w:proofErr w:type="spellStart"/>
+      <w:r>
+        <w:rPr>
+          <w:rFonts w:ascii="Times New Roman" w:eastAsia="Times New Roman" w:hAnsi="Times New Roman" w:cs="Times New Roman"/>
+          <w:kern w:val="0"/>
+          <w:sz w:val="28"/>
+          <w:szCs w:val="28"/>
+          <w:lang w:eastAsia="ru-RU"/>
+          <w14:ligatures w14:val="none"/>
+        </w:rPr>
+        <w:t>public</w:t>
+      </w:r>
+      <w:proofErr w:type="spellEnd"/>
+      <w:r>
+        <w:rPr>
+          <w:rFonts w:ascii="Times New Roman" w:eastAsia="Times New Roman" w:hAnsi="Times New Roman" w:cs="Times New Roman"/>
+          <w:kern w:val="0"/>
+          <w:sz w:val="28"/>
+          <w:szCs w:val="28"/>
+          <w:lang w:eastAsia="ru-RU"/>
+          <w14:ligatures w14:val="none"/>
+        </w:rPr>
+        <w:t>:</w:t>
       </w:r>
     </w:p>
     <w:p>
@@ -9714,7 +9808,31 @@
           <w:lang w:val="en-US" w:eastAsia="ru-RU"/>
           <w14:ligatures w14:val="none"/>
         </w:rPr>
-        <w:t>engine(make_unique&lt;Engine&gt;())</w:t>
+        <w:t>engine(</w:t>
+      </w:r>
+      <w:proofErr w:type="spellStart"/>
+      <w:r>
+        <w:rPr>
+          <w:rFonts w:ascii="Times New Roman" w:eastAsia="Times New Roman" w:hAnsi="Times New Roman" w:cs="Times New Roman"/>
+          <w:kern w:val="0"/>
+          <w:sz w:val="28"/>
+          <w:szCs w:val="28"/>
+          <w:lang w:val="en-US" w:eastAsia="ru-RU"/>
+          <w14:ligatures w14:val="none"/>
+        </w:rPr>
+        <w:t>make_unique</w:t>
+      </w:r>
+      <w:proofErr w:type="spellEnd"/>
+      <w:r>
+        <w:rPr>
+          <w:rFonts w:ascii="Times New Roman" w:eastAsia="Times New Roman" w:hAnsi="Times New Roman" w:cs="Times New Roman"/>
+          <w:kern w:val="0"/>
+          <w:sz w:val="28"/>
+          <w:szCs w:val="28"/>
+          <w:lang w:val="en-US" w:eastAsia="ru-RU"/>
+          <w14:ligatures w14:val="none"/>
+        </w:rPr>
+        <w:t>&lt;Engine&gt;())</w:t>
       </w:r>
       <w:r>
         <w:rPr>
@@ -9993,6 +10111,7 @@
           <w14:ligatures w14:val="none"/>
         </w:rPr>
       </w:pPr>
+      <w:proofErr w:type="spellStart"/>
       <w:r>
         <w:rPr>
           <w:rFonts w:ascii="Times New Roman" w:eastAsia="Times New Roman" w:hAnsi="Times New Roman" w:cs="Times New Roman"/>
@@ -10004,6 +10123,7 @@
         </w:rPr>
         <w:t>cpp</w:t>
       </w:r>
+      <w:proofErr w:type="spellEnd"/>
     </w:p>
     <w:p>
       <w:pPr>
@@ -10478,6 +10598,7 @@
         </w:rPr>
         <w:t xml:space="preserve"> </w:t>
       </w:r>
+      <w:proofErr w:type="spellStart"/>
       <w:r>
         <w:rPr>
           <w:rFonts w:ascii="Times New Roman" w:eastAsia="Times New Roman" w:hAnsi="Times New Roman" w:cs="Times New Roman"/>
@@ -10487,8 +10608,9 @@
           <w:lang w:val="en-US" w:eastAsia="ru-RU"/>
           <w14:ligatures w14:val="none"/>
         </w:rPr>
-        <w:t>addBook(</w:t>
-      </w:r>
+        <w:t>addBook</w:t>
+      </w:r>
+      <w:proofErr w:type="spellEnd"/>
       <w:r>
         <w:rPr>
           <w:rFonts w:ascii="Times New Roman" w:eastAsia="Times New Roman" w:hAnsi="Times New Roman" w:cs="Times New Roman"/>
@@ -10498,6 +10620,17 @@
           <w:lang w:val="en-US" w:eastAsia="ru-RU"/>
           <w14:ligatures w14:val="none"/>
         </w:rPr>
+        <w:t>(</w:t>
+      </w:r>
+      <w:r>
+        <w:rPr>
+          <w:rFonts w:ascii="Times New Roman" w:eastAsia="Times New Roman" w:hAnsi="Times New Roman" w:cs="Times New Roman"/>
+          <w:kern w:val="0"/>
+          <w:sz w:val="28"/>
+          <w:szCs w:val="28"/>
+          <w:lang w:val="en-US" w:eastAsia="ru-RU"/>
+          <w14:ligatures w14:val="none"/>
+        </w:rPr>
         <w:t>Book</w:t>
       </w:r>
       <w:r>
@@ -10577,6 +10710,7 @@
         </w:rPr>
         <w:t xml:space="preserve"> </w:t>
       </w:r>
+      <w:proofErr w:type="spellStart"/>
       <w:r>
         <w:rPr>
           <w:rFonts w:ascii="Times New Roman" w:eastAsia="Times New Roman" w:hAnsi="Times New Roman" w:cs="Times New Roman"/>
@@ -10597,7 +10731,19 @@
           <w:lang w:val="en-US" w:eastAsia="ru-RU"/>
           <w14:ligatures w14:val="none"/>
         </w:rPr>
-        <w:t>.push_back(</w:t>
+        <w:t>.push_back</w:t>
+      </w:r>
+      <w:proofErr w:type="spellEnd"/>
+      <w:r>
+        <w:rPr>
+          <w:rFonts w:ascii="Times New Roman" w:eastAsia="Times New Roman" w:hAnsi="Times New Roman" w:cs="Times New Roman"/>
+          <w:kern w:val="0"/>
+          <w:sz w:val="28"/>
+          <w:szCs w:val="28"/>
+          <w:lang w:val="en-US" w:eastAsia="ru-RU"/>
+          <w14:ligatures w14:val="none"/>
+        </w:rPr>
+        <w:t>(</w:t>
       </w:r>
       <w:r>
         <w:rPr>
@@ -12943,6 +13089,7 @@
           <w14:ligatures w14:val="none"/>
         </w:rPr>
       </w:pPr>
+      <w:proofErr w:type="spellStart"/>
       <w:r>
         <w:rPr>
           <w:rFonts w:ascii="Times New Roman" w:eastAsia="Times New Roman" w:hAnsi="Times New Roman" w:cs="Times New Roman"/>
@@ -12954,6 +13101,7 @@
         </w:rPr>
         <w:t>cpp</w:t>
       </w:r>
+      <w:proofErr w:type="spellEnd"/>
     </w:p>
     <w:p>
       <w:pPr>
@@ -12986,6 +13134,7 @@
           <w14:ligatures w14:val="none"/>
         </w:rPr>
       </w:pPr>
+      <w:proofErr w:type="spellStart"/>
       <w:r>
         <w:rPr>
           <w:rFonts w:ascii="Times New Roman" w:eastAsia="Times New Roman" w:hAnsi="Times New Roman" w:cs="Times New Roman"/>
@@ -12997,17 +13146,19 @@
         </w:rPr>
         <w:t>class</w:t>
       </w:r>
-      <w:r>
-        <w:rPr>
-          <w:rFonts w:ascii="Times New Roman" w:eastAsia="Times New Roman" w:hAnsi="Times New Roman" w:cs="Times New Roman"/>
-          <w:kern w:val="0"/>
-          <w:sz w:val="28"/>
-          <w:szCs w:val="28"/>
-          <w:lang w:eastAsia="ru-RU"/>
-          <w14:ligatures w14:val="none"/>
-        </w:rPr>
-        <w:t xml:space="preserve"> </w:t>
-      </w:r>
+      <w:proofErr w:type="spellEnd"/>
+      <w:r>
+        <w:rPr>
+          <w:rFonts w:ascii="Times New Roman" w:eastAsia="Times New Roman" w:hAnsi="Times New Roman" w:cs="Times New Roman"/>
+          <w:kern w:val="0"/>
+          <w:sz w:val="28"/>
+          <w:szCs w:val="28"/>
+          <w:lang w:eastAsia="ru-RU"/>
+          <w14:ligatures w14:val="none"/>
+        </w:rPr>
+        <w:t xml:space="preserve"> </w:t>
+      </w:r>
+      <w:proofErr w:type="spellStart"/>
       <w:r>
         <w:rPr>
           <w:rFonts w:ascii="Times New Roman" w:eastAsia="Times New Roman" w:hAnsi="Times New Roman" w:cs="Times New Roman"/>
@@ -13019,6 +13170,7 @@
         </w:rPr>
         <w:t>MyClass</w:t>
       </w:r>
+      <w:proofErr w:type="spellEnd"/>
       <w:r>
         <w:rPr>
           <w:rFonts w:ascii="Times New Roman" w:eastAsia="Times New Roman" w:hAnsi="Times New Roman" w:cs="Times New Roman"/>
@@ -13084,6 +13236,7 @@
         </w:rPr>
         <w:t xml:space="preserve">    </w:t>
       </w:r>
+      <w:proofErr w:type="spellStart"/>
       <w:r>
         <w:rPr>
           <w:rFonts w:ascii="Times New Roman" w:eastAsia="Times New Roman" w:hAnsi="Times New Roman" w:cs="Times New Roman"/>
@@ -13095,17 +13248,19 @@
         </w:rPr>
         <w:t>static</w:t>
       </w:r>
-      <w:r>
-        <w:rPr>
-          <w:rFonts w:ascii="Times New Roman" w:eastAsia="Times New Roman" w:hAnsi="Times New Roman" w:cs="Times New Roman"/>
-          <w:kern w:val="0"/>
-          <w:sz w:val="28"/>
-          <w:szCs w:val="28"/>
-          <w:lang w:eastAsia="ru-RU"/>
-          <w14:ligatures w14:val="none"/>
-        </w:rPr>
-        <w:t xml:space="preserve"> </w:t>
-      </w:r>
+      <w:proofErr w:type="spellEnd"/>
+      <w:r>
+        <w:rPr>
+          <w:rFonts w:ascii="Times New Roman" w:eastAsia="Times New Roman" w:hAnsi="Times New Roman" w:cs="Times New Roman"/>
+          <w:kern w:val="0"/>
+          <w:sz w:val="28"/>
+          <w:szCs w:val="28"/>
+          <w:lang w:eastAsia="ru-RU"/>
+          <w14:ligatures w14:val="none"/>
+        </w:rPr>
+        <w:t xml:space="preserve"> </w:t>
+      </w:r>
+      <w:proofErr w:type="spellStart"/>
       <w:r>
         <w:rPr>
           <w:rFonts w:ascii="Times New Roman" w:eastAsia="Times New Roman" w:hAnsi="Times New Roman" w:cs="Times New Roman"/>
@@ -13117,17 +13272,19 @@
         </w:rPr>
         <w:t>int</w:t>
       </w:r>
-      <w:r>
-        <w:rPr>
-          <w:rFonts w:ascii="Times New Roman" w:eastAsia="Times New Roman" w:hAnsi="Times New Roman" w:cs="Times New Roman"/>
-          <w:kern w:val="0"/>
-          <w:sz w:val="28"/>
-          <w:szCs w:val="28"/>
-          <w:lang w:eastAsia="ru-RU"/>
-          <w14:ligatures w14:val="none"/>
-        </w:rPr>
-        <w:t xml:space="preserve"> </w:t>
-      </w:r>
+      <w:proofErr w:type="spellEnd"/>
+      <w:r>
+        <w:rPr>
+          <w:rFonts w:ascii="Times New Roman" w:eastAsia="Times New Roman" w:hAnsi="Times New Roman" w:cs="Times New Roman"/>
+          <w:kern w:val="0"/>
+          <w:sz w:val="28"/>
+          <w:szCs w:val="28"/>
+          <w:lang w:eastAsia="ru-RU"/>
+          <w14:ligatures w14:val="none"/>
+        </w:rPr>
+        <w:t xml:space="preserve"> </w:t>
+      </w:r>
+      <w:proofErr w:type="spellStart"/>
       <w:r>
         <w:rPr>
           <w:rFonts w:ascii="Times New Roman" w:eastAsia="Times New Roman" w:hAnsi="Times New Roman" w:cs="Times New Roman"/>
@@ -13139,6 +13296,7 @@
         </w:rPr>
         <w:t>count</w:t>
       </w:r>
+      <w:proofErr w:type="spellEnd"/>
       <w:r>
         <w:rPr>
           <w:rFonts w:ascii="Times New Roman" w:eastAsia="Times New Roman" w:hAnsi="Times New Roman" w:cs="Times New Roman"/>
@@ -13288,6 +13446,7 @@
           <w14:ligatures w14:val="none"/>
         </w:rPr>
       </w:pPr>
+      <w:proofErr w:type="spellStart"/>
       <w:r>
         <w:rPr>
           <w:rFonts w:ascii="Times New Roman" w:eastAsia="Times New Roman" w:hAnsi="Times New Roman" w:cs="Times New Roman"/>
@@ -13299,6 +13458,7 @@
         </w:rPr>
         <w:t>cpp</w:t>
       </w:r>
+      <w:proofErr w:type="spellEnd"/>
     </w:p>
     <w:p>
       <w:pPr>
@@ -13331,6 +13491,7 @@
           <w14:ligatures w14:val="none"/>
         </w:rPr>
       </w:pPr>
+      <w:proofErr w:type="spellStart"/>
       <w:r>
         <w:rPr>
           <w:rFonts w:ascii="Times New Roman" w:eastAsia="Times New Roman" w:hAnsi="Times New Roman" w:cs="Times New Roman"/>
@@ -13342,17 +13503,20 @@
         </w:rPr>
         <w:t>int</w:t>
       </w:r>
-      <w:r>
-        <w:rPr>
-          <w:rFonts w:ascii="Times New Roman" w:eastAsia="Times New Roman" w:hAnsi="Times New Roman" w:cs="Times New Roman"/>
-          <w:kern w:val="0"/>
-          <w:sz w:val="28"/>
-          <w:szCs w:val="28"/>
-          <w:lang w:eastAsia="ru-RU"/>
-          <w14:ligatures w14:val="none"/>
-        </w:rPr>
-        <w:t xml:space="preserve"> </w:t>
-      </w:r>
+      <w:proofErr w:type="spellEnd"/>
+      <w:r>
+        <w:rPr>
+          <w:rFonts w:ascii="Times New Roman" w:eastAsia="Times New Roman" w:hAnsi="Times New Roman" w:cs="Times New Roman"/>
+          <w:kern w:val="0"/>
+          <w:sz w:val="28"/>
+          <w:szCs w:val="28"/>
+          <w:lang w:eastAsia="ru-RU"/>
+          <w14:ligatures w14:val="none"/>
+        </w:rPr>
+        <w:t xml:space="preserve"> </w:t>
+      </w:r>
+      <w:proofErr w:type="spellStart"/>
+      <w:proofErr w:type="gramStart"/>
       <w:r>
         <w:rPr>
           <w:rFonts w:ascii="Times New Roman" w:eastAsia="Times New Roman" w:hAnsi="Times New Roman" w:cs="Times New Roman"/>
@@ -13364,6 +13528,7 @@
         </w:rPr>
         <w:t>MyClass</w:t>
       </w:r>
+      <w:proofErr w:type="spellEnd"/>
       <w:r>
         <w:rPr>
           <w:rFonts w:ascii="Times New Roman" w:eastAsia="Times New Roman" w:hAnsi="Times New Roman" w:cs="Times New Roman"/>
@@ -13375,6 +13540,8 @@
         </w:rPr>
         <w:t>::</w:t>
       </w:r>
+      <w:proofErr w:type="spellStart"/>
+      <w:proofErr w:type="gramEnd"/>
       <w:r>
         <w:rPr>
           <w:rFonts w:ascii="Times New Roman" w:eastAsia="Times New Roman" w:hAnsi="Times New Roman" w:cs="Times New Roman"/>
@@ -13386,6 +13553,7 @@
         </w:rPr>
         <w:t>count</w:t>
       </w:r>
+      <w:proofErr w:type="spellEnd"/>
       <w:r>
         <w:rPr>
           <w:rFonts w:ascii="Times New Roman" w:eastAsia="Times New Roman" w:hAnsi="Times New Roman" w:cs="Times New Roman"/>
@@ -13870,6 +14038,8 @@
         </w:rPr>
         <w:t xml:space="preserve"> </w:t>
       </w:r>
+      <w:proofErr w:type="spellStart"/>
+      <w:proofErr w:type="gramStart"/>
       <w:r>
         <w:rPr>
           <w:rFonts w:ascii="Times New Roman" w:eastAsia="Times New Roman" w:hAnsi="Times New Roman" w:cs="Times New Roman"/>
@@ -13880,7 +14050,47 @@
           <w:lang w:eastAsia="ru-RU"/>
           <w14:ligatures w14:val="none"/>
         </w:rPr>
-        <w:t>ClassName::method()</w:t>
+        <w:t>ClassName</w:t>
+      </w:r>
+      <w:proofErr w:type="spellEnd"/>
+      <w:r>
+        <w:rPr>
+          <w:rFonts w:ascii="Times New Roman" w:eastAsia="Times New Roman" w:hAnsi="Times New Roman" w:cs="Times New Roman"/>
+          <w:kern w:val="0"/>
+          <w:sz w:val="28"/>
+          <w:szCs w:val="28"/>
+          <w:shd w:val="clear" w:color="auto" w:fill="EBEEF2"/>
+          <w:lang w:eastAsia="ru-RU"/>
+          <w14:ligatures w14:val="none"/>
+        </w:rPr>
+        <w:t>::</w:t>
+      </w:r>
+      <w:proofErr w:type="spellStart"/>
+      <w:proofErr w:type="gramEnd"/>
+      <w:r>
+        <w:rPr>
+          <w:rFonts w:ascii="Times New Roman" w:eastAsia="Times New Roman" w:hAnsi="Times New Roman" w:cs="Times New Roman"/>
+          <w:kern w:val="0"/>
+          <w:sz w:val="28"/>
+          <w:szCs w:val="28"/>
+          <w:shd w:val="clear" w:color="auto" w:fill="EBEEF2"/>
+          <w:lang w:eastAsia="ru-RU"/>
+          <w14:ligatures w14:val="none"/>
+        </w:rPr>
+        <w:t>method</w:t>
+      </w:r>
+      <w:proofErr w:type="spellEnd"/>
+      <w:r>
+        <w:rPr>
+          <w:rFonts w:ascii="Times New Roman" w:eastAsia="Times New Roman" w:hAnsi="Times New Roman" w:cs="Times New Roman"/>
+          <w:kern w:val="0"/>
+          <w:sz w:val="28"/>
+          <w:szCs w:val="28"/>
+          <w:shd w:val="clear" w:color="auto" w:fill="EBEEF2"/>
+          <w:lang w:eastAsia="ru-RU"/>
+          <w14:ligatures w14:val="none"/>
+        </w:rPr>
+        <w:t>()</w:t>
       </w:r>
       <w:r>
         <w:rPr>
@@ -14042,6 +14252,7 @@
         </w:rPr>
         <w:t xml:space="preserve"> </w:t>
       </w:r>
+      <w:proofErr w:type="spellStart"/>
       <w:r>
         <w:rPr>
           <w:rFonts w:ascii="Times New Roman" w:eastAsia="Times New Roman" w:hAnsi="Times New Roman" w:cs="Times New Roman"/>
@@ -14054,6 +14265,7 @@
         </w:rPr>
         <w:t>this</w:t>
       </w:r>
+      <w:proofErr w:type="spellEnd"/>
       <w:r>
         <w:rPr>
           <w:rFonts w:ascii="Times New Roman" w:eastAsia="Times New Roman" w:hAnsi="Times New Roman" w:cs="Times New Roman"/>
@@ -14606,18 +14818,33 @@
         </w:rPr>
         <w:t xml:space="preserve"> </w:t>
       </w:r>
-      <w:r>
-        <w:rPr>
-          <w:rFonts w:ascii="Times New Roman" w:eastAsia="Times New Roman" w:hAnsi="Times New Roman" w:cs="Times New Roman"/>
-          <w:b/>
-          <w:bCs/>
-          <w:kern w:val="0"/>
-          <w:sz w:val="28"/>
-          <w:szCs w:val="28"/>
-          <w:lang w:eastAsia="ru-RU"/>
-          <w14:ligatures w14:val="none"/>
-        </w:rPr>
-        <w:t>Singleton?</w:t>
+      <w:proofErr w:type="spellStart"/>
+      <w:r>
+        <w:rPr>
+          <w:rFonts w:ascii="Times New Roman" w:eastAsia="Times New Roman" w:hAnsi="Times New Roman" w:cs="Times New Roman"/>
+          <w:b/>
+          <w:bCs/>
+          <w:kern w:val="0"/>
+          <w:sz w:val="28"/>
+          <w:szCs w:val="28"/>
+          <w:lang w:eastAsia="ru-RU"/>
+          <w14:ligatures w14:val="none"/>
+        </w:rPr>
+        <w:t>Singleton</w:t>
+      </w:r>
+      <w:proofErr w:type="spellEnd"/>
+      <w:r>
+        <w:rPr>
+          <w:rFonts w:ascii="Times New Roman" w:eastAsia="Times New Roman" w:hAnsi="Times New Roman" w:cs="Times New Roman"/>
+          <w:b/>
+          <w:bCs/>
+          <w:kern w:val="0"/>
+          <w:sz w:val="28"/>
+          <w:szCs w:val="28"/>
+          <w:lang w:eastAsia="ru-RU"/>
+          <w14:ligatures w14:val="none"/>
+        </w:rPr>
+        <w:t>?</w:t>
       </w:r>
     </w:p>
     <w:p>
@@ -14634,6 +14861,7 @@
           <w14:ligatures w14:val="none"/>
         </w:rPr>
       </w:pPr>
+      <w:proofErr w:type="spellStart"/>
       <w:r>
         <w:rPr>
           <w:rFonts w:ascii="Times New Roman" w:eastAsia="Times New Roman" w:hAnsi="Times New Roman" w:cs="Times New Roman"/>
@@ -14647,6 +14875,7 @@
         </w:rPr>
         <w:t>Singleton</w:t>
       </w:r>
+      <w:proofErr w:type="spellEnd"/>
       <w:r>
         <w:rPr>
           <w:rFonts w:ascii="Times New Roman" w:eastAsia="Times New Roman" w:hAnsi="Times New Roman" w:cs="Times New Roman"/>
@@ -15016,6 +15245,7 @@
         </w:rPr>
         <w:t xml:space="preserve"> </w:t>
       </w:r>
+      <w:proofErr w:type="spellStart"/>
       <w:r>
         <w:rPr>
           <w:rFonts w:ascii="Times New Roman" w:eastAsia="Times New Roman" w:hAnsi="Times New Roman" w:cs="Times New Roman"/>
@@ -15026,7 +15256,20 @@
           <w:lang w:eastAsia="ru-RU"/>
           <w14:ligatures w14:val="none"/>
         </w:rPr>
-        <w:t>getInstance()</w:t>
+        <w:t>getInstance</w:t>
+      </w:r>
+      <w:proofErr w:type="spellEnd"/>
+      <w:r>
+        <w:rPr>
+          <w:rFonts w:ascii="Times New Roman" w:eastAsia="Times New Roman" w:hAnsi="Times New Roman" w:cs="Times New Roman"/>
+          <w:kern w:val="0"/>
+          <w:sz w:val="28"/>
+          <w:szCs w:val="28"/>
+          <w:shd w:val="clear" w:color="auto" w:fill="EBEEF2"/>
+          <w:lang w:eastAsia="ru-RU"/>
+          <w14:ligatures w14:val="none"/>
+        </w:rPr>
+        <w:t>()</w:t>
       </w:r>
       <w:r>
         <w:rPr>
@@ -15054,6 +15297,7 @@
           <w14:ligatures w14:val="none"/>
         </w:rPr>
       </w:pPr>
+      <w:proofErr w:type="spellStart"/>
       <w:r>
         <w:rPr>
           <w:rFonts w:ascii="Times New Roman" w:eastAsia="Times New Roman" w:hAnsi="Times New Roman" w:cs="Times New Roman"/>
@@ -15065,6 +15309,7 @@
         </w:rPr>
         <w:t>cpp</w:t>
       </w:r>
+      <w:proofErr w:type="spellEnd"/>
     </w:p>
     <w:p>
       <w:pPr>
@@ -15512,6 +15757,7 @@
         </w:rPr>
         <w:t xml:space="preserve"> </w:t>
       </w:r>
+      <w:proofErr w:type="spellStart"/>
       <w:r>
         <w:rPr>
           <w:rFonts w:ascii="Times New Roman" w:eastAsia="Times New Roman" w:hAnsi="Times New Roman" w:cs="Times New Roman"/>
@@ -15521,7 +15767,19 @@
           <w:lang w:val="en-US" w:eastAsia="ru-RU"/>
           <w14:ligatures w14:val="none"/>
         </w:rPr>
-        <w:t>getInstance()</w:t>
+        <w:t>getInstance</w:t>
+      </w:r>
+      <w:proofErr w:type="spellEnd"/>
+      <w:r>
+        <w:rPr>
+          <w:rFonts w:ascii="Times New Roman" w:eastAsia="Times New Roman" w:hAnsi="Times New Roman" w:cs="Times New Roman"/>
+          <w:kern w:val="0"/>
+          <w:sz w:val="28"/>
+          <w:szCs w:val="28"/>
+          <w:lang w:val="en-US" w:eastAsia="ru-RU"/>
+          <w14:ligatures w14:val="none"/>
+        </w:rPr>
+        <w:t>()</w:t>
       </w:r>
       <w:r>
         <w:rPr>
@@ -15774,6 +16032,7 @@
         </w:rPr>
         <w:t xml:space="preserve">        </w:t>
       </w:r>
+      <w:proofErr w:type="spellStart"/>
       <w:r>
         <w:rPr>
           <w:rFonts w:ascii="Times New Roman" w:eastAsia="Times New Roman" w:hAnsi="Times New Roman" w:cs="Times New Roman"/>
@@ -15785,17 +16044,19 @@
         </w:rPr>
         <w:t>return</w:t>
       </w:r>
-      <w:r>
-        <w:rPr>
-          <w:rFonts w:ascii="Times New Roman" w:eastAsia="Times New Roman" w:hAnsi="Times New Roman" w:cs="Times New Roman"/>
-          <w:kern w:val="0"/>
-          <w:sz w:val="28"/>
-          <w:szCs w:val="28"/>
-          <w:lang w:eastAsia="ru-RU"/>
-          <w14:ligatures w14:val="none"/>
-        </w:rPr>
-        <w:t xml:space="preserve"> </w:t>
-      </w:r>
+      <w:proofErr w:type="spellEnd"/>
+      <w:r>
+        <w:rPr>
+          <w:rFonts w:ascii="Times New Roman" w:eastAsia="Times New Roman" w:hAnsi="Times New Roman" w:cs="Times New Roman"/>
+          <w:kern w:val="0"/>
+          <w:sz w:val="28"/>
+          <w:szCs w:val="28"/>
+          <w:lang w:eastAsia="ru-RU"/>
+          <w14:ligatures w14:val="none"/>
+        </w:rPr>
+        <w:t xml:space="preserve"> </w:t>
+      </w:r>
+      <w:proofErr w:type="spellStart"/>
       <w:r>
         <w:rPr>
           <w:rFonts w:ascii="Times New Roman" w:eastAsia="Times New Roman" w:hAnsi="Times New Roman" w:cs="Times New Roman"/>
@@ -15807,6 +16068,7 @@
         </w:rPr>
         <w:t>instance</w:t>
       </w:r>
+      <w:proofErr w:type="spellEnd"/>
       <w:r>
         <w:rPr>
           <w:rFonts w:ascii="Times New Roman" w:eastAsia="Times New Roman" w:hAnsi="Times New Roman" w:cs="Times New Roman"/>
@@ -16157,6 +16419,7 @@
           <w14:ligatures w14:val="none"/>
         </w:rPr>
       </w:pPr>
+      <w:proofErr w:type="spellStart"/>
       <w:r>
         <w:rPr>
           <w:rFonts w:ascii="Times New Roman" w:eastAsia="Times New Roman" w:hAnsi="Times New Roman" w:cs="Times New Roman"/>
@@ -16168,6 +16431,7 @@
         </w:rPr>
         <w:t>cpp</w:t>
       </w:r>
+      <w:proofErr w:type="spellEnd"/>
     </w:p>
     <w:p>
       <w:pPr>
@@ -16222,6 +16486,7 @@
         </w:rPr>
         <w:t xml:space="preserve"> </w:t>
       </w:r>
+      <w:proofErr w:type="spellStart"/>
       <w:r>
         <w:rPr>
           <w:rFonts w:ascii="Times New Roman" w:eastAsia="Times New Roman" w:hAnsi="Times New Roman" w:cs="Times New Roman"/>
@@ -16233,6 +16498,7 @@
         </w:rPr>
         <w:t>MyClass</w:t>
       </w:r>
+      <w:proofErr w:type="spellEnd"/>
       <w:r>
         <w:rPr>
           <w:rFonts w:ascii="Times New Roman" w:eastAsia="Times New Roman" w:hAnsi="Times New Roman" w:cs="Times New Roman"/>
@@ -16341,6 +16607,7 @@
         </w:rPr>
         <w:t xml:space="preserve">    </w:t>
       </w:r>
+      <w:proofErr w:type="spellStart"/>
       <w:r>
         <w:rPr>
           <w:rFonts w:ascii="Times New Roman" w:eastAsia="Times New Roman" w:hAnsi="Times New Roman" w:cs="Times New Roman"/>
@@ -16350,8 +16617,9 @@
           <w:lang w:val="en-US" w:eastAsia="ru-RU"/>
           <w14:ligatures w14:val="none"/>
         </w:rPr>
-        <w:t>MyClass(const</w:t>
-      </w:r>
+        <w:t>MyClass</w:t>
+      </w:r>
+      <w:proofErr w:type="spellEnd"/>
       <w:r>
         <w:rPr>
           <w:rFonts w:ascii="Times New Roman" w:eastAsia="Times New Roman" w:hAnsi="Times New Roman" w:cs="Times New Roman"/>
@@ -16361,7 +16629,7 @@
           <w:lang w:val="en-US" w:eastAsia="ru-RU"/>
           <w14:ligatures w14:val="none"/>
         </w:rPr>
-        <w:t xml:space="preserve"> </w:t>
+        <w:t>(const</w:t>
       </w:r>
       <w:r>
         <w:rPr>
@@ -16372,8 +16640,21 @@
           <w:lang w:val="en-US" w:eastAsia="ru-RU"/>
           <w14:ligatures w14:val="none"/>
         </w:rPr>
+        <w:t xml:space="preserve"> </w:t>
+      </w:r>
+      <w:proofErr w:type="spellStart"/>
+      <w:r>
+        <w:rPr>
+          <w:rFonts w:ascii="Times New Roman" w:eastAsia="Times New Roman" w:hAnsi="Times New Roman" w:cs="Times New Roman"/>
+          <w:kern w:val="0"/>
+          <w:sz w:val="28"/>
+          <w:szCs w:val="28"/>
+          <w:lang w:val="en-US" w:eastAsia="ru-RU"/>
+          <w14:ligatures w14:val="none"/>
+        </w:rPr>
         <w:t>MyClass</w:t>
       </w:r>
+      <w:proofErr w:type="spellEnd"/>
       <w:r>
         <w:rPr>
           <w:rFonts w:ascii="Times New Roman" w:eastAsia="Times New Roman" w:hAnsi="Times New Roman" w:cs="Times New Roman"/>
@@ -16472,6 +16753,7 @@
         </w:rPr>
         <w:t xml:space="preserve">    </w:t>
       </w:r>
+      <w:proofErr w:type="spellStart"/>
       <w:r>
         <w:rPr>
           <w:rFonts w:ascii="Times New Roman" w:eastAsia="Times New Roman" w:hAnsi="Times New Roman" w:cs="Times New Roman"/>
@@ -16483,6 +16765,7 @@
         </w:rPr>
         <w:t>MyClass</w:t>
       </w:r>
+      <w:proofErr w:type="spellEnd"/>
       <w:r>
         <w:rPr>
           <w:rFonts w:ascii="Times New Roman" w:eastAsia="Times New Roman" w:hAnsi="Times New Roman" w:cs="Times New Roman"/>
@@ -16527,6 +16810,7 @@
         </w:rPr>
         <w:t xml:space="preserve"> </w:t>
       </w:r>
+      <w:proofErr w:type="spellStart"/>
       <w:r>
         <w:rPr>
           <w:rFonts w:ascii="Times New Roman" w:eastAsia="Times New Roman" w:hAnsi="Times New Roman" w:cs="Times New Roman"/>
@@ -16538,6 +16822,7 @@
         </w:rPr>
         <w:t>MyClass</w:t>
       </w:r>
+      <w:proofErr w:type="spellEnd"/>
       <w:r>
         <w:rPr>
           <w:rFonts w:ascii="Times New Roman" w:eastAsia="Times New Roman" w:hAnsi="Times New Roman" w:cs="Times New Roman"/>
@@ -17854,6 +18139,7 @@
           <w14:ligatures w14:val="none"/>
         </w:rPr>
       </w:pPr>
+      <w:proofErr w:type="spellStart"/>
       <w:r>
         <w:rPr>
           <w:rFonts w:ascii="Times New Roman" w:eastAsia="Times New Roman" w:hAnsi="Times New Roman" w:cs="Times New Roman"/>
@@ -17865,6 +18151,7 @@
         </w:rPr>
         <w:t>cpp</w:t>
       </w:r>
+      <w:proofErr w:type="spellEnd"/>
     </w:p>
     <w:p>
       <w:pPr>
@@ -17897,6 +18184,7 @@
           <w14:ligatures w14:val="none"/>
         </w:rPr>
       </w:pPr>
+      <w:proofErr w:type="spellStart"/>
       <w:r>
         <w:rPr>
           <w:rFonts w:ascii="Times New Roman" w:eastAsia="Times New Roman" w:hAnsi="Times New Roman" w:cs="Times New Roman"/>
@@ -17908,27 +18196,41 @@
         </w:rPr>
         <w:t>void</w:t>
       </w:r>
-      <w:r>
-        <w:rPr>
-          <w:rFonts w:ascii="Times New Roman" w:eastAsia="Times New Roman" w:hAnsi="Times New Roman" w:cs="Times New Roman"/>
-          <w:kern w:val="0"/>
-          <w:sz w:val="28"/>
-          <w:szCs w:val="28"/>
-          <w:lang w:eastAsia="ru-RU"/>
-          <w14:ligatures w14:val="none"/>
-        </w:rPr>
-        <w:t xml:space="preserve"> </w:t>
-      </w:r>
-      <w:r>
-        <w:rPr>
-          <w:rFonts w:ascii="Times New Roman" w:eastAsia="Times New Roman" w:hAnsi="Times New Roman" w:cs="Times New Roman"/>
-          <w:kern w:val="0"/>
-          <w:sz w:val="28"/>
-          <w:szCs w:val="28"/>
-          <w:lang w:eastAsia="ru-RU"/>
-          <w14:ligatures w14:val="none"/>
-        </w:rPr>
-        <w:t>method()</w:t>
+      <w:proofErr w:type="spellEnd"/>
+      <w:r>
+        <w:rPr>
+          <w:rFonts w:ascii="Times New Roman" w:eastAsia="Times New Roman" w:hAnsi="Times New Roman" w:cs="Times New Roman"/>
+          <w:kern w:val="0"/>
+          <w:sz w:val="28"/>
+          <w:szCs w:val="28"/>
+          <w:lang w:eastAsia="ru-RU"/>
+          <w14:ligatures w14:val="none"/>
+        </w:rPr>
+        <w:t xml:space="preserve"> </w:t>
+      </w:r>
+      <w:proofErr w:type="spellStart"/>
+      <w:r>
+        <w:rPr>
+          <w:rFonts w:ascii="Times New Roman" w:eastAsia="Times New Roman" w:hAnsi="Times New Roman" w:cs="Times New Roman"/>
+          <w:kern w:val="0"/>
+          <w:sz w:val="28"/>
+          <w:szCs w:val="28"/>
+          <w:lang w:eastAsia="ru-RU"/>
+          <w14:ligatures w14:val="none"/>
+        </w:rPr>
+        <w:t>method</w:t>
+      </w:r>
+      <w:proofErr w:type="spellEnd"/>
+      <w:r>
+        <w:rPr>
+          <w:rFonts w:ascii="Times New Roman" w:eastAsia="Times New Roman" w:hAnsi="Times New Roman" w:cs="Times New Roman"/>
+          <w:kern w:val="0"/>
+          <w:sz w:val="28"/>
+          <w:szCs w:val="28"/>
+          <w:lang w:eastAsia="ru-RU"/>
+          <w14:ligatures w14:val="none"/>
+        </w:rPr>
+        <w:t>()</w:t>
       </w:r>
       <w:r>
         <w:rPr>
@@ -17963,6 +18265,7 @@
         </w:rPr>
         <w:t xml:space="preserve"> </w:t>
       </w:r>
+      <w:proofErr w:type="spellStart"/>
       <w:r>
         <w:rPr>
           <w:rFonts w:ascii="Times New Roman" w:eastAsia="Times New Roman" w:hAnsi="Times New Roman" w:cs="Times New Roman"/>
@@ -17974,6 +18277,7 @@
         </w:rPr>
         <w:t>counter</w:t>
       </w:r>
+      <w:proofErr w:type="spellEnd"/>
       <w:r>
         <w:rPr>
           <w:rFonts w:ascii="Times New Roman" w:eastAsia="Times New Roman" w:hAnsi="Times New Roman" w:cs="Times New Roman"/>
